--- a/notes/2026 오픈소스 개발자대회 결과보고서_접수번호(트리아지).docx
+++ b/notes/2026 오픈소스 개발자대회 결과보고서_접수번호(트리아지).docx
@@ -467,7 +467,7 @@
                 <w:rFonts w:ascii="맑은 고딕" w:hAnsi="맑은 고딕"/>
                 <w:sz w:val="20"/>
               </w:rPr>
-              <w:t>1명</w:t>
+              <w:t>2명</w:t>
             </w:r>
           </w:p>
         </w:tc>
@@ -1053,7 +1053,7 @@
                 <w:rFonts w:ascii="맑은 고딕" w:hAnsi="맑은 고딕"/>
                 <w:sz w:val="20"/>
               </w:rPr>
-              <w:t>프롬프트 내용만 보고 세 후보 모델 중 하나를 골라 정해진 예산 안에서 답변 품질을 최대화하는 오픈소스 LLM 라우터. 모델을 호출하지 않고 네트워크도 쓰지 않으며, 학습된 계수와 어휘만으로 문항당 약 5밀리초에 판단한다.</w:t>
+              <w:t>프롬프트 내용만으로 후보 모델 하나를 선택하여 주어진 예산 범위에서 답변 품질을 최대화하는 오픈소스 LLM 라우터. 모델 호출과 네트워크 접근 없이 학습된 계수와 어휘만으로 문항당 약 5밀리초에 판단.</w:t>
             </w:r>
           </w:p>
         </w:tc>
@@ -1179,31 +1179,139 @@
                 <w:rFonts w:ascii="맑은 고딕" w:hAnsi="맑은 고딕"/>
                 <w:sz w:val="20"/>
               </w:rPr>
-              <w:t>○ LLM 서비스 운영비의 대부분은 추론 비용이지만, 실제 트래픽의 상당수는 저렴한 모델로도 충분한 단순 질의다. 그럼에도 많은 서비스가 모든 요청을 고성능 모델로 보내 예산을 낭비한다.</w:t>
-            </w:r>
-          </w:p>
-          <w:p>
-            <w:pPr>
-              <w:spacing w:after="0"/>
-            </w:pPr>
-            <w:r>
-              <w:rPr>
-                <w:rFonts w:ascii="맑은 고딕" w:hAnsi="맑은 고딕"/>
-                <w:sz w:val="20"/>
-              </w:rPr>
-              <w:t>○ 이 프로젝트는 '쉬운 질문은 싸게, 어려운 질문만 비싸게'를 자동으로 판단하는 라우터를 오픈소스로 구현해, 같은 예산에서 더 높은 평균 품질을 얻는 것을 목표로 한다.</w:t>
-            </w:r>
-          </w:p>
-          <w:p>
-            <w:pPr>
-              <w:spacing w:after="0"/>
-            </w:pPr>
-            <w:r>
-              <w:rPr>
-                <w:rFonts w:ascii="맑은 고딕" w:hAnsi="맑은 고딕"/>
-                <w:sz w:val="20"/>
-              </w:rPr>
-              <w:t>○ 과제의 제약은 실제 서비스 환경을 반영한다. 라우터는 모델을 호출할 수 없고 답변을 비교하거나 선택을 번복할 수도 없다. 프롬프트와 예산 등급만 보고 한 번에 정해야 하며, 예산을 넘기면 해당 등급은 0점이다. 운영에서 대기열 폭증이나 응답 지연으로 이어지는 상황을 그대로 옮긴 조건이다.</w:t>
+              <w:t>○ 추진 배경</w:t>
+            </w:r>
+          </w:p>
+          <w:p>
+            <w:pPr>
+              <w:spacing w:after="0"/>
+            </w:pPr>
+            <w:r>
+              <w:rPr>
+                <w:rFonts w:ascii="맑은 고딕" w:hAnsi="맑은 고딕"/>
+                <w:sz w:val="20"/>
+              </w:rPr>
+              <w:t xml:space="preserve">  - LLM 서비스 운영비에서 추론 비용이 차지하는 비중 최대</w:t>
+            </w:r>
+          </w:p>
+          <w:p>
+            <w:pPr>
+              <w:spacing w:after="0"/>
+            </w:pPr>
+            <w:r>
+              <w:rPr>
+                <w:rFonts w:ascii="맑은 고딕" w:hAnsi="맑은 고딕"/>
+                <w:sz w:val="20"/>
+              </w:rPr>
+              <w:t xml:space="preserve">  - 실제 트래픽의 상당수는 경량 모델로도 충분한 단순 질의</w:t>
+            </w:r>
+          </w:p>
+          <w:p>
+            <w:pPr>
+              <w:spacing w:after="0"/>
+            </w:pPr>
+            <w:r>
+              <w:rPr>
+                <w:rFonts w:ascii="맑은 고딕" w:hAnsi="맑은 고딕"/>
+                <w:sz w:val="20"/>
+              </w:rPr>
+              <w:t xml:space="preserve">  - 전량을 고성능 모델로 처리하는 관행에 따른 예산 낭비 발생</w:t>
+            </w:r>
+          </w:p>
+          <w:p>
+            <w:pPr>
+              <w:spacing w:after="0"/>
+            </w:pPr>
+            <w:r>
+              <w:rPr>
+                <w:rFonts w:ascii="맑은 고딕" w:hAnsi="맑은 고딕"/>
+                <w:sz w:val="20"/>
+              </w:rPr>
+              <w:t>○ 개발 목표</w:t>
+            </w:r>
+          </w:p>
+          <w:p>
+            <w:pPr>
+              <w:spacing w:after="0"/>
+            </w:pPr>
+            <w:r>
+              <w:rPr>
+                <w:rFonts w:ascii="맑은 고딕" w:hAnsi="맑은 고딕"/>
+                <w:sz w:val="20"/>
+              </w:rPr>
+              <w:t xml:space="preserve">  - 프롬프트 난이도를 자동 판별하여 최적 모델에 배정</w:t>
+            </w:r>
+          </w:p>
+          <w:p>
+            <w:pPr>
+              <w:spacing w:after="0"/>
+            </w:pPr>
+            <w:r>
+              <w:rPr>
+                <w:rFonts w:ascii="맑은 고딕" w:hAnsi="맑은 고딕"/>
+                <w:sz w:val="20"/>
+              </w:rPr>
+              <w:t xml:space="preserve">  - 동일 예산 조건에서 평균 답변 품질 향상</w:t>
+            </w:r>
+          </w:p>
+          <w:p>
+            <w:pPr>
+              <w:spacing w:after="0"/>
+            </w:pPr>
+            <w:r>
+              <w:rPr>
+                <w:rFonts w:ascii="맑은 고딕" w:hAnsi="맑은 고딕"/>
+                <w:sz w:val="20"/>
+              </w:rPr>
+              <w:t xml:space="preserve">  - 재현 가능하고 이식 가능한 오픈소스 구현</w:t>
+            </w:r>
+          </w:p>
+          <w:p>
+            <w:pPr>
+              <w:spacing w:after="0"/>
+            </w:pPr>
+            <w:r>
+              <w:rPr>
+                <w:rFonts w:ascii="맑은 고딕" w:hAnsi="맑은 고딕"/>
+                <w:sz w:val="20"/>
+              </w:rPr>
+              <w:t>○ 과제 제약</w:t>
+            </w:r>
+          </w:p>
+          <w:p>
+            <w:pPr>
+              <w:spacing w:after="0"/>
+            </w:pPr>
+            <w:r>
+              <w:rPr>
+                <w:rFonts w:ascii="맑은 고딕" w:hAnsi="맑은 고딕"/>
+                <w:sz w:val="20"/>
+              </w:rPr>
+              <w:t xml:space="preserve">  - 입력은 프롬프트 내용과 예산 등급으로 한정</w:t>
+            </w:r>
+          </w:p>
+          <w:p>
+            <w:pPr>
+              <w:spacing w:after="0"/>
+            </w:pPr>
+            <w:r>
+              <w:rPr>
+                <w:rFonts w:ascii="맑은 고딕" w:hAnsi="맑은 고딕"/>
+                <w:sz w:val="20"/>
+              </w:rPr>
+              <w:t xml:space="preserve">  - 모델 호출, 답변 비교, 선택 번복 불가</w:t>
+            </w:r>
+          </w:p>
+          <w:p>
+            <w:pPr>
+              <w:spacing w:after="0"/>
+            </w:pPr>
+            <w:r>
+              <w:rPr>
+                <w:rFonts w:ascii="맑은 고딕" w:hAnsi="맑은 고딕"/>
+                <w:sz w:val="20"/>
+              </w:rPr>
+              <w:t xml:space="preserve">  - 예산 초과 시 해당 등급 0점 처리</w:t>
             </w:r>
           </w:p>
         </w:tc>
@@ -1283,55 +1391,55 @@
                 <w:rFonts w:ascii="맑은 고딕" w:hAnsi="맑은 고딕"/>
                 <w:sz w:val="20"/>
               </w:rPr>
-              <w:t>○ 언어·런타임 : Python 3.11, 컨테이너 linux/arm64 (Debian slim 기반)</w:t>
-            </w:r>
-          </w:p>
-          <w:p>
-            <w:pPr>
-              <w:spacing w:after="0"/>
-            </w:pPr>
-            <w:r>
-              <w:rPr>
-                <w:rFonts w:ascii="맑은 고딕" w:hAnsi="맑은 고딕"/>
-                <w:sz w:val="20"/>
-              </w:rPr>
-              <w:t>○ 학습 환경 : scikit-learn 1.8.0, SciPy 1.17.1, NumPy 1.26.4 (로컬 CPU)</w:t>
-            </w:r>
-          </w:p>
-          <w:p>
-            <w:pPr>
-              <w:spacing w:after="0"/>
-            </w:pPr>
-            <w:r>
-              <w:rPr>
-                <w:rFonts w:ascii="맑은 고딕" w:hAnsi="맑은 고딕"/>
-                <w:sz w:val="20"/>
-              </w:rPr>
-              <w:t>○ 실행 의존성 : NumPy 하나 — 학습용 패키지는 제출 이미지에 넣지 않음</w:t>
-            </w:r>
-          </w:p>
-          <w:p>
-            <w:pPr>
-              <w:spacing w:after="0"/>
-            </w:pPr>
-            <w:r>
-              <w:rPr>
-                <w:rFonts w:ascii="맑은 고딕" w:hAnsi="맑은 고딕"/>
-                <w:sz w:val="20"/>
-              </w:rPr>
-              <w:t>○ 공식 실행 조건 : CPU 2코어, 메모리 2GiB, 네트워크 없음, 읽기 전용 루트,</w:t>
-            </w:r>
-          </w:p>
-          <w:p>
-            <w:pPr>
-              <w:spacing w:after="0"/>
-            </w:pPr>
-            <w:r>
-              <w:rPr>
-                <w:rFonts w:ascii="맑은 고딕" w:hAnsi="맑은 고딕"/>
-                <w:sz w:val="20"/>
-              </w:rPr>
-              <w:t xml:space="preserve">   등급당 90초, 비특권 사용자(UID 65532)</w:t>
+              <w:t>○ 언어 및 런타임 : Python 3.11, 컨테이너 linux/arm64 (Debian slim)</w:t>
+            </w:r>
+          </w:p>
+          <w:p>
+            <w:pPr>
+              <w:spacing w:after="0"/>
+            </w:pPr>
+            <w:r>
+              <w:rPr>
+                <w:rFonts w:ascii="맑은 고딕" w:hAnsi="맑은 고딕"/>
+                <w:sz w:val="20"/>
+              </w:rPr>
+              <w:t>○ 학습 환경 : scikit-learn 1.8.0, SciPy 1.17.1, NumPy 1.26.4</w:t>
+            </w:r>
+          </w:p>
+          <w:p>
+            <w:pPr>
+              <w:spacing w:after="0"/>
+            </w:pPr>
+            <w:r>
+              <w:rPr>
+                <w:rFonts w:ascii="맑은 고딕" w:hAnsi="맑은 고딕"/>
+                <w:sz w:val="20"/>
+              </w:rPr>
+              <w:t>○ 실행 의존성 : NumPy 단일 패키지 (학습용 패키지는 이미지 미포함)</w:t>
+            </w:r>
+          </w:p>
+          <w:p>
+            <w:pPr>
+              <w:spacing w:after="0"/>
+            </w:pPr>
+            <w:r>
+              <w:rPr>
+                <w:rFonts w:ascii="맑은 고딕" w:hAnsi="맑은 고딕"/>
+                <w:sz w:val="20"/>
+              </w:rPr>
+              <w:t>○ 공식 실행 조건 : CPU 2코어, 메모리 2GiB, 등급당 90초</w:t>
+            </w:r>
+          </w:p>
+          <w:p>
+            <w:pPr>
+              <w:spacing w:after="0"/>
+            </w:pPr>
+            <w:r>
+              <w:rPr>
+                <w:rFonts w:ascii="맑은 고딕" w:hAnsi="맑은 고딕"/>
+                <w:sz w:val="20"/>
+              </w:rPr>
+              <w:t>○ 격리 조건 : 네트워크 차단, 읽기 전용 루트, 비특권 사용자(UID 65532)</w:t>
             </w:r>
           </w:p>
           <w:p>
@@ -1355,7 +1463,7 @@
                 <w:rFonts w:ascii="맑은 고딕" w:hAnsi="맑은 고딕"/>
                 <w:sz w:val="20"/>
               </w:rPr>
-              <w:t>○ 산출물 크기 : 컨테이너 이미지 73.4MB, 학습 아티팩트 5.5MB</w:t>
+              <w:t>○ 산출물 규모 : 컨테이너 이미지 73.4MB, 학습 아티팩트 5.5MB</w:t>
             </w:r>
           </w:p>
         </w:tc>
@@ -1456,67 +1564,91 @@
                 <w:rFonts w:ascii="맑은 고딕" w:hAnsi="맑은 고딕"/>
                 <w:sz w:val="20"/>
               </w:rPr>
-              <w:t>○ 특징 추출 (프롬프트 내용만 사용)</w:t>
-            </w:r>
-          </w:p>
-          <w:p>
-            <w:pPr>
-              <w:spacing w:after="0"/>
-            </w:pPr>
-            <w:r>
-              <w:rPr>
-                <w:rFonts w:ascii="맑은 고딕" w:hAnsi="맑은 고딕"/>
-                <w:sz w:val="20"/>
-              </w:rPr>
-              <w:t xml:space="preserve">   - 직접 계산 특징 36개 : 길이, 한글 비율, 코드·수식 표지, 객관식 표지, 대화 구조 등</w:t>
-            </w:r>
-          </w:p>
-          <w:p>
-            <w:pPr>
-              <w:spacing w:after="0"/>
-            </w:pPr>
-            <w:r>
-              <w:rPr>
-                <w:rFonts w:ascii="맑은 고딕" w:hAnsi="맑은 고딕"/>
-                <w:sz w:val="20"/>
-              </w:rPr>
-              <w:t xml:space="preserve">   - TF-IDF 단어 1~2그램 (6만 차원), 문자 3~5그램 (12만 차원)</w:t>
-            </w:r>
-          </w:p>
-          <w:p>
-            <w:pPr>
-              <w:spacing w:after="0"/>
-            </w:pPr>
-            <w:r>
-              <w:rPr>
-                <w:rFonts w:ascii="맑은 고딕" w:hAnsi="맑은 고딕"/>
-                <w:sz w:val="20"/>
-              </w:rPr>
-              <w:t>○ 예측 (ridge 회귀 7개 헤드)</w:t>
-            </w:r>
-          </w:p>
-          <w:p>
-            <w:pPr>
-              <w:spacing w:after="0"/>
-            </w:pPr>
-            <w:r>
-              <w:rPr>
-                <w:rFonts w:ascii="맑은 고딕" w:hAnsi="맑은 고딕"/>
-                <w:sz w:val="20"/>
-              </w:rPr>
-              <w:t xml:space="preserve">   - 모델별 예측 품질 3개</w:t>
-            </w:r>
-          </w:p>
-          <w:p>
-            <w:pPr>
-              <w:spacing w:after="0"/>
-            </w:pPr>
-            <w:r>
-              <w:rPr>
-                <w:rFonts w:ascii="맑은 고딕" w:hAnsi="맑은 고딕"/>
-                <w:sz w:val="20"/>
-              </w:rPr>
-              <w:t xml:space="preserve">   - 모델별 예측 출력 토큰 3개, 예측 입력 토큰 1개 → 공개 비용 정책으로 비용 환산</w:t>
+              <w:t>○ 특징 추출 — 프롬프트 내용만 사용</w:t>
+            </w:r>
+          </w:p>
+          <w:p>
+            <w:pPr>
+              <w:spacing w:after="0"/>
+            </w:pPr>
+            <w:r>
+              <w:rPr>
+                <w:rFonts w:ascii="맑은 고딕" w:hAnsi="맑은 고딕"/>
+                <w:sz w:val="20"/>
+              </w:rPr>
+              <w:t xml:space="preserve">  - 직접 계산 특징 36종 : 길이, 한글 비율, 수식·코드 표지, 객관식 표지, 대화 구조</w:t>
+            </w:r>
+          </w:p>
+          <w:p>
+            <w:pPr>
+              <w:spacing w:after="0"/>
+            </w:pPr>
+            <w:r>
+              <w:rPr>
+                <w:rFonts w:ascii="맑은 고딕" w:hAnsi="맑은 고딕"/>
+                <w:sz w:val="20"/>
+              </w:rPr>
+              <w:t xml:space="preserve">  - TF-IDF 단어 1~2그램 60,000차원</w:t>
+            </w:r>
+          </w:p>
+          <w:p>
+            <w:pPr>
+              <w:spacing w:after="0"/>
+            </w:pPr>
+            <w:r>
+              <w:rPr>
+                <w:rFonts w:ascii="맑은 고딕" w:hAnsi="맑은 고딕"/>
+                <w:sz w:val="20"/>
+              </w:rPr>
+              <w:t xml:space="preserve">  - TF-IDF 문자 3~5그램 120,000차원</w:t>
+            </w:r>
+          </w:p>
+          <w:p>
+            <w:pPr>
+              <w:spacing w:after="0"/>
+            </w:pPr>
+            <w:r>
+              <w:rPr>
+                <w:rFonts w:ascii="맑은 고딕" w:hAnsi="맑은 고딕"/>
+                <w:sz w:val="20"/>
+              </w:rPr>
+              <w:t>○ 예측 — ridge 회귀 7개 헤드</w:t>
+            </w:r>
+          </w:p>
+          <w:p>
+            <w:pPr>
+              <w:spacing w:after="0"/>
+            </w:pPr>
+            <w:r>
+              <w:rPr>
+                <w:rFonts w:ascii="맑은 고딕" w:hAnsi="맑은 고딕"/>
+                <w:sz w:val="20"/>
+              </w:rPr>
+              <w:t xml:space="preserve">  - 모델별 예측 품질 3종</w:t>
+            </w:r>
+          </w:p>
+          <w:p>
+            <w:pPr>
+              <w:spacing w:after="0"/>
+            </w:pPr>
+            <w:r>
+              <w:rPr>
+                <w:rFonts w:ascii="맑은 고딕" w:hAnsi="맑은 고딕"/>
+                <w:sz w:val="20"/>
+              </w:rPr>
+              <w:t xml:space="preserve">  - 모델별 예측 출력 토큰 3종, 예측 입력 토큰 1종</w:t>
+            </w:r>
+          </w:p>
+          <w:p>
+            <w:pPr>
+              <w:spacing w:after="0"/>
+            </w:pPr>
+            <w:r>
+              <w:rPr>
+                <w:rFonts w:ascii="맑은 고딕" w:hAnsi="맑은 고딕"/>
+                <w:sz w:val="20"/>
+              </w:rPr>
+              <w:t xml:space="preserve">  - 공개 비용 정책을 적용하여 모델별 비용으로 환산</w:t>
             </w:r>
           </w:p>
           <w:p>
@@ -1540,43 +1672,43 @@
                 <w:rFonts w:ascii="맑은 고딕" w:hAnsi="맑은 고딕"/>
                 <w:sz w:val="20"/>
               </w:rPr>
-              <w:t xml:space="preserve">   - 예측 이득 ÷ 예측 비용이 큰 순서로 승격</w:t>
-            </w:r>
-          </w:p>
-          <w:p>
-            <w:pPr>
-              <w:spacing w:after="0"/>
-            </w:pPr>
-            <w:r>
-              <w:rPr>
-                <w:rFonts w:ascii="맑은 고딕" w:hAnsi="맑은 고딕"/>
-                <w:sz w:val="20"/>
-              </w:rPr>
-              <w:t xml:space="preserve">   - 동률은 프롬프트 내용 해시로만 정렬 (문항 ID·입력 순서 미사용)</w:t>
-            </w:r>
-          </w:p>
-          <w:p>
-            <w:pPr>
-              <w:spacing w:after="0"/>
-            </w:pPr>
-            <w:r>
-              <w:rPr>
-                <w:rFonts w:ascii="맑은 고딕" w:hAnsi="맑은 고딕"/>
-                <w:sz w:val="20"/>
-              </w:rPr>
-              <w:t xml:space="preserve">   - 등급별 예산 마진, 추론 모델 선택 건수 상한, 문항별 비용 상한 적용</w:t>
-            </w:r>
-          </w:p>
-          <w:p>
-            <w:pPr>
-              <w:spacing w:after="0"/>
-            </w:pPr>
-            <w:r>
-              <w:rPr>
-                <w:rFonts w:ascii="맑은 고딕" w:hAnsi="맑은 고딕"/>
-                <w:sz w:val="20"/>
-              </w:rPr>
-              <w:t>○ 출력 : 등급별 선택 결과 JSON (문항당 model_id 하나)</w:t>
+              <w:t xml:space="preserve">  - 예측 이득 대비 예측 비용이 큰 순서로 승격</w:t>
+            </w:r>
+          </w:p>
+          <w:p>
+            <w:pPr>
+              <w:spacing w:after="0"/>
+            </w:pPr>
+            <w:r>
+              <w:rPr>
+                <w:rFonts w:ascii="맑은 고딕" w:hAnsi="맑은 고딕"/>
+                <w:sz w:val="20"/>
+              </w:rPr>
+              <w:t xml:space="preserve">  - 동률은 프롬프트 내용 해시로만 정렬 (문항 ID·입력 순서 미사용)</w:t>
+            </w:r>
+          </w:p>
+          <w:p>
+            <w:pPr>
+              <w:spacing w:after="0"/>
+            </w:pPr>
+            <w:r>
+              <w:rPr>
+                <w:rFonts w:ascii="맑은 고딕" w:hAnsi="맑은 고딕"/>
+                <w:sz w:val="20"/>
+              </w:rPr>
+              <w:t xml:space="preserve">  - 등급별 예산 마진, 추론 모델 선택 건수 상한, 문항별 비용 상한 적용</w:t>
+            </w:r>
+          </w:p>
+          <w:p>
+            <w:pPr>
+              <w:spacing w:after="0"/>
+            </w:pPr>
+            <w:r>
+              <w:rPr>
+                <w:rFonts w:ascii="맑은 고딕" w:hAnsi="맑은 고딕"/>
+                <w:sz w:val="20"/>
+              </w:rPr>
+              <w:t>○ 출력 — 등급별 선택 결과 JSON (문항당 model_id 1개)</w:t>
             </w:r>
           </w:p>
         </w:tc>
@@ -1676,362 +1808,559 @@
                 <w:rFonts w:ascii="맑은 고딕" w:hAnsi="맑은 고딕"/>
                 <w:sz w:val="20"/>
               </w:rPr>
-              <w:t>① 비용을 예측 대상에 포함</w:t>
-            </w:r>
-          </w:p>
-          <w:p>
-            <w:pPr>
-              <w:spacing w:after="0"/>
-            </w:pPr>
-            <w:r>
-              <w:rPr>
-                <w:rFonts w:ascii="맑은 고딕" w:hAnsi="맑은 고딕"/>
-                <w:sz w:val="20"/>
-              </w:rPr>
-              <w:t>라우팅 시점에는 토큰 수가 주어지지 않는다. 그래서 품질뿐 아니라 모델별 출력 토큰과 입력 토큰까지 회귀로 예측하고 공개 비용 정책으로 환산한다. 학습에서도 실제 토큰 수 대신 예측값으로 비용을 계산해 추론과 조건을 맞췄다. 로그 공간 회귀를 지수로 되돌리면 평균이 과소평가되므로(Jensen 부등식) 잔차 분위수만큼 상향한 뒤, 학습 분할의 실제 총비용에 맞도록 모델별 스케일을 보정한다.</w:t>
-            </w:r>
-          </w:p>
-          <w:p>
-            <w:pPr>
-              <w:spacing w:after="0"/>
-            </w:pPr>
-            <w:r>
-              <w:rPr>
-                <w:rFonts w:ascii="맑은 고딕" w:hAnsi="맑은 고딕"/>
-                <w:sz w:val="20"/>
-              </w:rPr>
-            </w:r>
-          </w:p>
-          <w:p>
-            <w:pPr>
-              <w:spacing w:after="0"/>
-            </w:pPr>
-            <w:r>
-              <w:rPr>
-                <w:rFonts w:ascii="맑은 고딕" w:hAnsi="맑은 고딕"/>
-                <w:sz w:val="20"/>
-              </w:rPr>
-              <w:t>② 예산 초과를 구조로 차단</w:t>
-            </w:r>
-          </w:p>
-          <w:p>
-            <w:pPr>
-              <w:spacing w:after="0"/>
-            </w:pPr>
-            <w:r>
-              <w:rPr>
-                <w:rFonts w:ascii="맑은 고딕" w:hAnsi="맑은 고딕"/>
-                <w:sz w:val="20"/>
-              </w:rPr>
-              <w:t>추론 모델(axk1-think)은 출력 토큰 분포의 꼬리가 매우 두껍다. 공개 자료에서 중앙값이 1,570토큰인데 최대는 130,504토큰으로, 단 한 문항이 경량 모델 전체 비용의 26%를 소모할 수 있다. 몇 건만 빗나가도 등급이 통째로 0점이 된다. 문항별 예측 비용 상한과 분위수 회귀는 모두 실패했다. 사고를 내는 문항은 '예측은 작은데 실제가 큰' 것들이라 예측값에 의존하는 필터를 그대로 통과하기 때문이다. 효과가 있었던 것은 추론 모델의 선택 건수 자체를 묶는 것이었다. 예측 오차와 무관하게 노출이 제한되며, 고비용 구간은 승격 이득 대비 비용도 가장 나쁜 구간이라 점수 손실도 작다.</w:t>
-            </w:r>
-          </w:p>
-          <w:p>
-            <w:pPr>
-              <w:spacing w:after="0"/>
-            </w:pPr>
-            <w:r>
-              <w:rPr>
-                <w:rFonts w:ascii="맑은 고딕" w:hAnsi="맑은 고딕"/>
-                <w:sz w:val="20"/>
-              </w:rPr>
-            </w:r>
-          </w:p>
-          <w:p>
-            <w:pPr>
-              <w:spacing w:after="0"/>
-            </w:pPr>
-            <w:r>
-              <w:rPr>
-                <w:rFonts w:ascii="맑은 고딕" w:hAnsi="맑은 고딕"/>
-                <w:sz w:val="20"/>
-              </w:rPr>
-              <w:t>③ 순서에 의존하지 않는 배치 정책</w:t>
-            </w:r>
-          </w:p>
-          <w:p>
-            <w:pPr>
-              <w:spacing w:after="0"/>
-            </w:pPr>
-            <w:r>
-              <w:rPr>
-                <w:rFonts w:ascii="맑은 고딕" w:hAnsi="맑은 고딕"/>
-                <w:sz w:val="20"/>
-              </w:rPr>
-              <w:t>예산은 배치 전체에 걸린 제약이라 문항을 독립적으로 처리할 수 없다. 그렇다고 입력 순서에 의존하면 규칙 위반이다. 승격 후보를 이득/비용비로 정렬하되 동률은 프롬프트 내용의 SHA-256 해시로만 깨고, 내용이 같은 문항은 그룹으로 묶어 통째로 승격한다. 운영자가 순서를 섞고 문항 ID를 바꿔 재실행해도 결과가 같다.</w:t>
-            </w:r>
-          </w:p>
-          <w:p>
-            <w:pPr>
-              <w:spacing w:after="0"/>
-            </w:pPr>
-            <w:r>
-              <w:rPr>
-                <w:rFonts w:ascii="맑은 고딕" w:hAnsi="맑은 고딕"/>
-                <w:sz w:val="20"/>
-              </w:rPr>
-            </w:r>
-          </w:p>
-          <w:p>
-            <w:pPr>
-              <w:spacing w:after="0"/>
-            </w:pPr>
-            <w:r>
-              <w:rPr>
-                <w:rFonts w:ascii="맑은 고딕" w:hAnsi="맑은 고딕"/>
-                <w:sz w:val="20"/>
-              </w:rPr>
-              <w:t>④ 학습과 실행의 분리</w:t>
-            </w:r>
-          </w:p>
-          <w:p>
-            <w:pPr>
-              <w:spacing w:after="0"/>
-            </w:pPr>
-            <w:r>
-              <w:rPr>
-                <w:rFonts w:ascii="맑은 고딕" w:hAnsi="맑은 고딕"/>
-                <w:sz w:val="20"/>
-              </w:rPr>
-              <w:t>학습은 scikit-learn으로 하되 제출 이미지에는 NumPy만 넣는다. TfidfVectorizer의 동작(소문자화, 토큰 패턴, char_wb 패딩, sublinear tf, smooth idf, 블록별 L2 정규화)을 표준 라이브러리로 재현했고, 두 경로의 예측 차이는 1.2e-15로 부동소수점 한계까지 일치한다.</w:t>
-            </w:r>
-          </w:p>
-          <w:p>
-            <w:pPr>
-              <w:spacing w:after="0"/>
-            </w:pPr>
-            <w:r>
-              <w:rPr>
-                <w:rFonts w:ascii="맑은 고딕" w:hAnsi="맑은 고딕"/>
-                <w:sz w:val="20"/>
-              </w:rPr>
-            </w:r>
-          </w:p>
-          <w:p>
-            <w:pPr>
-              <w:spacing w:after="0"/>
-            </w:pPr>
-            <w:r>
-              <w:rPr>
-                <w:rFonts w:ascii="맑은 고딕" w:hAnsi="맑은 고딕"/>
-                <w:sz w:val="20"/>
-              </w:rPr>
-              <w:t>⑤ 등급별 설정은 교차검증으로 결정</w:t>
-            </w:r>
-          </w:p>
-          <w:p>
-            <w:pPr>
-              <w:spacing w:after="0"/>
-            </w:pPr>
-            <w:r>
-              <w:rPr>
-                <w:rFonts w:ascii="맑은 고딕" w:hAnsi="맑은 고딕"/>
-                <w:sz w:val="20"/>
-              </w:rPr>
-              <w:t>2,640문항을 5-fold와 8-fold로 나눠 등급별 (추론모델 상한, 예산 마진) 조합을 탐색하고, 양쪽 fold 구성에서 예산 초과가 0건인 설정만 후보로 삼았다.</w:t>
-            </w:r>
-          </w:p>
-          <w:p>
-            <w:pPr>
-              <w:spacing w:after="0"/>
-            </w:pPr>
-            <w:r>
-              <w:rPr>
-                <w:rFonts w:ascii="맑은 고딕" w:hAnsi="맑은 고딕"/>
-                <w:sz w:val="20"/>
-              </w:rPr>
-              <w:t xml:space="preserve">   - fast : 추론모델 0%, 마진 0.85 (Dev 예산 사용률 82.9%)</w:t>
-            </w:r>
-          </w:p>
-          <w:p>
-            <w:pPr>
-              <w:spacing w:after="0"/>
-            </w:pPr>
-            <w:r>
-              <w:rPr>
-                <w:rFonts w:ascii="맑은 고딕" w:hAnsi="맑은 고딕"/>
-                <w:sz w:val="20"/>
-              </w:rPr>
-              <w:t xml:space="preserve">   - balanced : 추론모델 1%, 마진 0.80 (80.1%)</w:t>
-            </w:r>
-          </w:p>
-          <w:p>
-            <w:pPr>
-              <w:spacing w:after="0"/>
-            </w:pPr>
-            <w:r>
-              <w:rPr>
-                <w:rFonts w:ascii="맑은 고딕" w:hAnsi="맑은 고딕"/>
-                <w:sz w:val="20"/>
-              </w:rPr>
-              <w:t xml:space="preserve">   - premium : 추론모델 11%, 마진 0.85 (64.7%)</w:t>
-            </w:r>
-          </w:p>
-          <w:p>
-            <w:pPr>
-              <w:spacing w:after="0"/>
-            </w:pPr>
-            <w:r>
-              <w:rPr>
-                <w:rFonts w:ascii="맑은 고딕" w:hAnsi="맑은 고딕"/>
-                <w:sz w:val="20"/>
-              </w:rPr>
-            </w:r>
-          </w:p>
-          <w:p>
-            <w:pPr>
-              <w:spacing w:after="0"/>
-            </w:pPr>
-            <w:r>
-              <w:rPr>
-                <w:rFonts w:ascii="맑은 고딕" w:hAnsi="맑은 고딕"/>
-                <w:sz w:val="20"/>
-              </w:rPr>
-              <w:t>⑥ 구동 및 시연</w:t>
-            </w:r>
-          </w:p>
-          <w:p>
-            <w:pPr>
-              <w:spacing w:after="0"/>
-            </w:pPr>
-            <w:r>
-              <w:rPr>
-                <w:rFonts w:ascii="맑은 고딕" w:hAnsi="맑은 고딕"/>
-                <w:sz w:val="20"/>
-              </w:rPr>
-              <w:t>학습은 train_routerx/train.py, 라우팅은 routerx.cli, 자체 점검은 routerx.audit 명령으로 수행한다. 컨테이너는 공식 자원 한도(CPU 2코어, 2GiB, 네트워크 없음, 읽기 전용 루트)에서 실행을 확인했다.</w:t>
-            </w:r>
-          </w:p>
-          <w:p>
-            <w:pPr>
-              <w:spacing w:after="0"/>
-            </w:pPr>
-            <w:r>
-              <w:rPr>
-                <w:rFonts w:ascii="맑은 고딕" w:hAnsi="맑은 고딕"/>
-                <w:sz w:val="20"/>
-              </w:rPr>
-              <w:t>[자체 점검 결과 — 공개 Dev 880문항]</w:t>
-            </w:r>
-          </w:p>
-          <w:p>
-            <w:pPr>
-              <w:spacing w:after="0"/>
-            </w:pPr>
-            <w:r>
-              <w:rPr>
-                <w:rFonts w:ascii="맑은 고딕" w:hAnsi="맑은 고딕"/>
-                <w:sz w:val="20"/>
-              </w:rPr>
-              <w:t xml:space="preserve">   - ID·순서 불변성 : 400문항 불일치 0건</w:t>
-            </w:r>
-          </w:p>
-          <w:p>
-            <w:pPr>
-              <w:spacing w:after="0"/>
-            </w:pPr>
-            <w:r>
-              <w:rPr>
-                <w:rFonts w:ascii="맑은 고딕" w:hAnsi="맑은 고딕"/>
-                <w:sz w:val="20"/>
-              </w:rPr>
-              <w:t xml:space="preserve">   - 결정성(동일 입력 재실행) : 300문항 불일치 0건</w:t>
-            </w:r>
-          </w:p>
-          <w:p>
-            <w:pPr>
-              <w:spacing w:after="0"/>
-            </w:pPr>
-            <w:r>
-              <w:rPr>
-                <w:rFonts w:ascii="맑은 고딕" w:hAnsi="맑은 고딕"/>
-                <w:sz w:val="20"/>
-              </w:rPr>
-              <w:t xml:space="preserve">   - 엣지 케이스 7종 통과 (빈 프롬프트, 초장문, 어휘 밖 문자, 이모지, 긴 대화 등)</w:t>
-            </w:r>
-          </w:p>
-          <w:p>
-            <w:pPr>
-              <w:spacing w:after="0"/>
-            </w:pPr>
-            <w:r>
-              <w:rPr>
-                <w:rFonts w:ascii="맑은 고딕" w:hAnsi="맑은 고딕"/>
-                <w:sz w:val="20"/>
-              </w:rPr>
-              <w:t xml:space="preserve">   - 실행 시간 : 등급당 4.2초 = 한도 90초의 5% (약 4.8ms/문항)</w:t>
-            </w:r>
-          </w:p>
-          <w:p>
-            <w:pPr>
-              <w:spacing w:after="0"/>
-            </w:pPr>
-            <w:r>
-              <w:rPr>
-                <w:rFonts w:ascii="맑은 고딕" w:hAnsi="맑은 고딕"/>
-                <w:sz w:val="20"/>
-              </w:rPr>
-              <w:t xml:space="preserve">   - 예산 : 세 등급 모두 통과, 여유 17~35%</w:t>
-            </w:r>
-          </w:p>
-          <w:p>
-            <w:pPr>
-              <w:spacing w:after="0"/>
-            </w:pPr>
-            <w:r>
-              <w:rPr>
-                <w:rFonts w:ascii="맑은 고딕" w:hAnsi="맑은 고딕"/>
-                <w:sz w:val="20"/>
-              </w:rPr>
-              <w:t xml:space="preserve">   - 단위 시험 21건 통과</w:t>
-            </w:r>
-          </w:p>
-          <w:p>
-            <w:pPr>
-              <w:spacing w:after="0"/>
-            </w:pPr>
-            <w:r>
-              <w:rPr>
-                <w:rFonts w:ascii="맑은 고딕" w:hAnsi="맑은 고딕"/>
-                <w:sz w:val="20"/>
-              </w:rPr>
-              <w:t>[성능]</w:t>
-            </w:r>
-          </w:p>
-          <w:p>
-            <w:pPr>
-              <w:spacing w:after="0"/>
-            </w:pPr>
-            <w:r>
-              <w:rPr>
-                <w:rFonts w:ascii="맑은 고딕" w:hAnsi="맑은 고딕"/>
-                <w:sz w:val="20"/>
-              </w:rPr>
-              <w:t xml:space="preserve">   - 공개 Dev 880문항 : 최종 0.7167</w:t>
-            </w:r>
-          </w:p>
-          <w:p>
-            <w:pPr>
-              <w:spacing w:after="0"/>
-            </w:pPr>
-            <w:r>
-              <w:rPr>
-                <w:rFonts w:ascii="맑은 고딕" w:hAnsi="맑은 고딕"/>
-                <w:sz w:val="20"/>
-              </w:rPr>
-              <w:t xml:space="preserve">   - 교차검증 2,640문항 : 0.6643 (5-fold·8-fold, 예산 초과 0건)</w:t>
-            </w:r>
-          </w:p>
-          <w:p>
-            <w:pPr>
-              <w:spacing w:after="0"/>
-            </w:pPr>
-            <w:r>
-              <w:rPr>
-                <w:rFonts w:ascii="맑은 고딕" w:hAnsi="맑은 고딕"/>
-                <w:sz w:val="20"/>
-              </w:rPr>
-              <w:t xml:space="preserve">   - 공식 최강 baseline(hash-regex) : 0.6954 / 전부 경량 모델 : 0.6193</w:t>
+              <w:t>□ 비용의 예측 대상 포함</w:t>
+            </w:r>
+          </w:p>
+          <w:p>
+            <w:pPr>
+              <w:spacing w:after="0"/>
+            </w:pPr>
+            <w:r>
+              <w:rPr>
+                <w:rFonts w:ascii="맑은 고딕" w:hAnsi="맑은 고딕"/>
+                <w:sz w:val="20"/>
+              </w:rPr>
+              <w:t xml:space="preserve">  - 라우팅 시점에 토큰 수가 제공되지 않아 비용 자체를 예측 대상에 포함</w:t>
+            </w:r>
+          </w:p>
+          <w:p>
+            <w:pPr>
+              <w:spacing w:after="0"/>
+            </w:pPr>
+            <w:r>
+              <w:rPr>
+                <w:rFonts w:ascii="맑은 고딕" w:hAnsi="맑은 고딕"/>
+                <w:sz w:val="20"/>
+              </w:rPr>
+              <w:t xml:space="preserve">  - 학습 단계에서도 실제 토큰 수 대신 예측값을 사용하여 추론 조건과 일치</w:t>
+            </w:r>
+          </w:p>
+          <w:p>
+            <w:pPr>
+              <w:spacing w:after="0"/>
+            </w:pPr>
+            <w:r>
+              <w:rPr>
+                <w:rFonts w:ascii="맑은 고딕" w:hAnsi="맑은 고딕"/>
+                <w:sz w:val="20"/>
+              </w:rPr>
+              <w:t xml:space="preserve">  - 로그 공간 회귀의 지수 환원 시 발생하는 평균 과소평가를 잔차 분위수로 보정</w:t>
+            </w:r>
+          </w:p>
+          <w:p>
+            <w:pPr>
+              <w:spacing w:after="0"/>
+            </w:pPr>
+            <w:r>
+              <w:rPr>
+                <w:rFonts w:ascii="맑은 고딕" w:hAnsi="맑은 고딕"/>
+                <w:sz w:val="20"/>
+              </w:rPr>
+              <w:t xml:space="preserve">  - 학습 분할의 실제 총비용을 기준으로 모델별 스케일 조정</w:t>
+            </w:r>
+          </w:p>
+          <w:p>
+            <w:pPr>
+              <w:spacing w:after="0"/>
+            </w:pPr>
+            <w:r>
+              <w:rPr>
+                <w:rFonts w:ascii="맑은 고딕" w:hAnsi="맑은 고딕"/>
+                <w:sz w:val="20"/>
+              </w:rPr>
+              <w:t>□ 예산 초과의 구조적 차단</w:t>
+            </w:r>
+          </w:p>
+          <w:p>
+            <w:pPr>
+              <w:spacing w:after="0"/>
+            </w:pPr>
+            <w:r>
+              <w:rPr>
+                <w:rFonts w:ascii="맑은 고딕" w:hAnsi="맑은 고딕"/>
+                <w:sz w:val="20"/>
+              </w:rPr>
+              <w:t xml:space="preserve">  - 추론 모델 출력 토큰 분포 : 중앙값 1,570 / 최댓값 130,504</w:t>
+            </w:r>
+          </w:p>
+          <w:p>
+            <w:pPr>
+              <w:spacing w:after="0"/>
+            </w:pPr>
+            <w:r>
+              <w:rPr>
+                <w:rFonts w:ascii="맑은 고딕" w:hAnsi="맑은 고딕"/>
+                <w:sz w:val="20"/>
+              </w:rPr>
+              <w:t xml:space="preserve">  - 단일 문항이 경량 모델 전체 비용의 26%까지 점유 가능</w:t>
+            </w:r>
+          </w:p>
+          <w:p>
+            <w:pPr>
+              <w:spacing w:after="0"/>
+            </w:pPr>
+            <w:r>
+              <w:rPr>
+                <w:rFonts w:ascii="맑은 고딕" w:hAnsi="맑은 고딕"/>
+                <w:sz w:val="20"/>
+              </w:rPr>
+              <w:t xml:space="preserve">  - 예측 비용 상한 및 분위수 회귀 방식 : 미채택</w:t>
+            </w:r>
+          </w:p>
+          <w:p>
+            <w:pPr>
+              <w:spacing w:after="0"/>
+            </w:pPr>
+            <w:r>
+              <w:rPr>
+                <w:rFonts w:ascii="맑은 고딕" w:hAnsi="맑은 고딕"/>
+                <w:sz w:val="20"/>
+              </w:rPr>
+              <w:t xml:space="preserve">    · 사고 유발 문항이 예측 과소·실제 과대 유형이어서 필터를 통과</w:t>
+            </w:r>
+          </w:p>
+          <w:p>
+            <w:pPr>
+              <w:spacing w:after="0"/>
+            </w:pPr>
+            <w:r>
+              <w:rPr>
+                <w:rFonts w:ascii="맑은 고딕" w:hAnsi="맑은 고딕"/>
+                <w:sz w:val="20"/>
+              </w:rPr>
+              <w:t xml:space="preserve">  - 선택 건수 상한 방식 : 채택</w:t>
+            </w:r>
+          </w:p>
+          <w:p>
+            <w:pPr>
+              <w:spacing w:after="0"/>
+            </w:pPr>
+            <w:r>
+              <w:rPr>
+                <w:rFonts w:ascii="맑은 고딕" w:hAnsi="맑은 고딕"/>
+                <w:sz w:val="20"/>
+              </w:rPr>
+              <w:t xml:space="preserve">    · 예측 오차와 무관하게 노출 규모를 제한</w:t>
+            </w:r>
+          </w:p>
+          <w:p>
+            <w:pPr>
+              <w:spacing w:after="0"/>
+            </w:pPr>
+            <w:r>
+              <w:rPr>
+                <w:rFonts w:ascii="맑은 고딕" w:hAnsi="맑은 고딕"/>
+                <w:sz w:val="20"/>
+              </w:rPr>
+              <w:t xml:space="preserve">    · 고비용 구간은 승격 이득 대비 비용도 최저이므로 점수 손실 경미</w:t>
+            </w:r>
+          </w:p>
+          <w:p>
+            <w:pPr>
+              <w:spacing w:after="0"/>
+            </w:pPr>
+            <w:r>
+              <w:rPr>
+                <w:rFonts w:ascii="맑은 고딕" w:hAnsi="맑은 고딕"/>
+                <w:sz w:val="20"/>
+              </w:rPr>
+              <w:t>□ 순서 비의존 배치 정책</w:t>
+            </w:r>
+          </w:p>
+          <w:p>
+            <w:pPr>
+              <w:spacing w:after="0"/>
+            </w:pPr>
+            <w:r>
+              <w:rPr>
+                <w:rFonts w:ascii="맑은 고딕" w:hAnsi="맑은 고딕"/>
+                <w:sz w:val="20"/>
+              </w:rPr>
+              <w:t xml:space="preserve">  - 예산은 배치 전체 제약이므로 문항 단위 독립 처리 불가</w:t>
+            </w:r>
+          </w:p>
+          <w:p>
+            <w:pPr>
+              <w:spacing w:after="0"/>
+            </w:pPr>
+            <w:r>
+              <w:rPr>
+                <w:rFonts w:ascii="맑은 고딕" w:hAnsi="맑은 고딕"/>
+                <w:sz w:val="20"/>
+              </w:rPr>
+              <w:t xml:space="preserve">  - 입력 순서에 의존할 경우 과제 규칙 위반에 해당</w:t>
+            </w:r>
+          </w:p>
+          <w:p>
+            <w:pPr>
+              <w:spacing w:after="0"/>
+            </w:pPr>
+            <w:r>
+              <w:rPr>
+                <w:rFonts w:ascii="맑은 고딕" w:hAnsi="맑은 고딕"/>
+                <w:sz w:val="20"/>
+              </w:rPr>
+              <w:t xml:space="preserve">  - 승격 후보를 이득·비용비로 정렬하되 동률은 프롬프트 SHA-256 해시로 판정</w:t>
+            </w:r>
+          </w:p>
+          <w:p>
+            <w:pPr>
+              <w:spacing w:after="0"/>
+            </w:pPr>
+            <w:r>
+              <w:rPr>
+                <w:rFonts w:ascii="맑은 고딕" w:hAnsi="맑은 고딕"/>
+                <w:sz w:val="20"/>
+              </w:rPr>
+              <w:t xml:space="preserve">  - 내용이 동일한 문항은 그룹 단위로 일괄 승격</w:t>
+            </w:r>
+          </w:p>
+          <w:p>
+            <w:pPr>
+              <w:spacing w:after="0"/>
+            </w:pPr>
+            <w:r>
+              <w:rPr>
+                <w:rFonts w:ascii="맑은 고딕" w:hAnsi="맑은 고딕"/>
+                <w:sz w:val="20"/>
+              </w:rPr>
+              <w:t xml:space="preserve">  - 문항 ID 및 입력 순서 변경 후 재실행 시에도 동일 결과 보장</w:t>
+            </w:r>
+          </w:p>
+          <w:p>
+            <w:pPr>
+              <w:spacing w:after="0"/>
+            </w:pPr>
+            <w:r>
+              <w:rPr>
+                <w:rFonts w:ascii="맑은 고딕" w:hAnsi="맑은 고딕"/>
+                <w:sz w:val="20"/>
+              </w:rPr>
+              <w:t>□ 학습·실행 경로 분리</w:t>
+            </w:r>
+          </w:p>
+          <w:p>
+            <w:pPr>
+              <w:spacing w:after="0"/>
+            </w:pPr>
+            <w:r>
+              <w:rPr>
+                <w:rFonts w:ascii="맑은 고딕" w:hAnsi="맑은 고딕"/>
+                <w:sz w:val="20"/>
+              </w:rPr>
+              <w:t xml:space="preserve">  - 학습은 scikit-learn으로 수행하고 제출 이미지에는 NumPy만 포함</w:t>
+            </w:r>
+          </w:p>
+          <w:p>
+            <w:pPr>
+              <w:spacing w:after="0"/>
+            </w:pPr>
+            <w:r>
+              <w:rPr>
+                <w:rFonts w:ascii="맑은 고딕" w:hAnsi="맑은 고딕"/>
+                <w:sz w:val="20"/>
+              </w:rPr>
+              <w:t xml:space="preserve">  - TfidfVectorizer 동작을 표준 라이브러리로 재현 (소문자화, 토큰 패턴,</w:t>
+            </w:r>
+          </w:p>
+          <w:p>
+            <w:pPr>
+              <w:spacing w:after="0"/>
+            </w:pPr>
+            <w:r>
+              <w:rPr>
+                <w:rFonts w:ascii="맑은 고딕" w:hAnsi="맑은 고딕"/>
+                <w:sz w:val="20"/>
+              </w:rPr>
+              <w:t xml:space="preserve">    char_wb 패딩, sublinear tf, smooth idf, 블록별 L2 정규화)</w:t>
+            </w:r>
+          </w:p>
+          <w:p>
+            <w:pPr>
+              <w:spacing w:after="0"/>
+            </w:pPr>
+            <w:r>
+              <w:rPr>
+                <w:rFonts w:ascii="맑은 고딕" w:hAnsi="맑은 고딕"/>
+                <w:sz w:val="20"/>
+              </w:rPr>
+              <w:t xml:space="preserve">  - 두 경로의 예측 차이 1.2e-15 (부동소수점 한계 수준)</w:t>
+            </w:r>
+          </w:p>
+          <w:p>
+            <w:pPr>
+              <w:spacing w:after="0"/>
+            </w:pPr>
+            <w:r>
+              <w:rPr>
+                <w:rFonts w:ascii="맑은 고딕" w:hAnsi="맑은 고딕"/>
+                <w:sz w:val="20"/>
+              </w:rPr>
+              <w:t>□ 등급별 설정 — 교차검증 기반 결정</w:t>
+            </w:r>
+          </w:p>
+          <w:p>
+            <w:pPr>
+              <w:spacing w:after="0"/>
+            </w:pPr>
+            <w:r>
+              <w:rPr>
+                <w:rFonts w:ascii="맑은 고딕" w:hAnsi="맑은 고딕"/>
+                <w:sz w:val="20"/>
+              </w:rPr>
+              <w:t xml:space="preserve">  - 2,640문항 대상 5-fold 및 8-fold 교차검증 수행</w:t>
+            </w:r>
+          </w:p>
+          <w:p>
+            <w:pPr>
+              <w:spacing w:after="0"/>
+            </w:pPr>
+            <w:r>
+              <w:rPr>
+                <w:rFonts w:ascii="맑은 고딕" w:hAnsi="맑은 고딕"/>
+                <w:sz w:val="20"/>
+              </w:rPr>
+              <w:t xml:space="preserve">  - 양쪽 fold 구성에서 예산 초과 0건인 조합만 채택</w:t>
+            </w:r>
+          </w:p>
+          <w:p>
+            <w:pPr>
+              <w:spacing w:after="0"/>
+            </w:pPr>
+            <w:r>
+              <w:rPr>
+                <w:rFonts w:ascii="맑은 고딕" w:hAnsi="맑은 고딕"/>
+                <w:sz w:val="20"/>
+              </w:rPr>
+              <w:t xml:space="preserve">  - fast : 추론모델 상한 0%, 예산 마진 0.85 (Dev 사용률 82.9%)</w:t>
+            </w:r>
+          </w:p>
+          <w:p>
+            <w:pPr>
+              <w:spacing w:after="0"/>
+            </w:pPr>
+            <w:r>
+              <w:rPr>
+                <w:rFonts w:ascii="맑은 고딕" w:hAnsi="맑은 고딕"/>
+                <w:sz w:val="20"/>
+              </w:rPr>
+              <w:t xml:space="preserve">  - balanced : 추론모델 상한 1%, 예산 마진 0.80 (Dev 사용률 80.1%)</w:t>
+            </w:r>
+          </w:p>
+          <w:p>
+            <w:pPr>
+              <w:spacing w:after="0"/>
+            </w:pPr>
+            <w:r>
+              <w:rPr>
+                <w:rFonts w:ascii="맑은 고딕" w:hAnsi="맑은 고딕"/>
+                <w:sz w:val="20"/>
+              </w:rPr>
+              <w:t xml:space="preserve">  - premium : 추론모델 상한 11%, 예산 마진 0.85 (Dev 사용률 64.7%)</w:t>
+            </w:r>
+          </w:p>
+          <w:p>
+            <w:pPr>
+              <w:spacing w:after="0"/>
+            </w:pPr>
+            <w:r>
+              <w:rPr>
+                <w:rFonts w:ascii="맑은 고딕" w:hAnsi="맑은 고딕"/>
+                <w:sz w:val="20"/>
+              </w:rPr>
+              <w:t xml:space="preserve">  - 문항별 추론모델 비용 상한 5% 병행 적용</w:t>
+            </w:r>
+          </w:p>
+          <w:p>
+            <w:pPr>
+              <w:spacing w:after="0"/>
+            </w:pPr>
+            <w:r>
+              <w:rPr>
+                <w:rFonts w:ascii="맑은 고딕" w:hAnsi="맑은 고딕"/>
+                <w:sz w:val="20"/>
+              </w:rPr>
+              <w:t>□ 구동 방법</w:t>
+            </w:r>
+          </w:p>
+          <w:p>
+            <w:pPr>
+              <w:spacing w:after="0"/>
+            </w:pPr>
+            <w:r>
+              <w:rPr>
+                <w:rFonts w:ascii="맑은 고딕" w:hAnsi="맑은 고딕"/>
+                <w:sz w:val="20"/>
+              </w:rPr>
+              <w:t xml:space="preserve">  - 학습 : python train_routerx/train.py --artifact src/routerx/artifact.npz</w:t>
+            </w:r>
+          </w:p>
+          <w:p>
+            <w:pPr>
+              <w:spacing w:after="0"/>
+            </w:pPr>
+            <w:r>
+              <w:rPr>
+                <w:rFonts w:ascii="맑은 고딕" w:hAnsi="맑은 고딕"/>
+                <w:sz w:val="20"/>
+              </w:rPr>
+              <w:t xml:space="preserve">  - 라우팅 : python -m routerx.cli --input INPUT --tier TIER --output OUTPUT</w:t>
+            </w:r>
+          </w:p>
+          <w:p>
+            <w:pPr>
+              <w:spacing w:after="0"/>
+            </w:pPr>
+            <w:r>
+              <w:rPr>
+                <w:rFonts w:ascii="맑은 고딕" w:hAnsi="맑은 고딕"/>
+                <w:sz w:val="20"/>
+              </w:rPr>
+              <w:t xml:space="preserve">  - 자체 점검 : python -m routerx.audit --input INPUT --outcomes OUTCOMES</w:t>
+            </w:r>
+          </w:p>
+          <w:p>
+            <w:pPr>
+              <w:spacing w:after="0"/>
+            </w:pPr>
+            <w:r>
+              <w:rPr>
+                <w:rFonts w:ascii="맑은 고딕" w:hAnsi="맑은 고딕"/>
+                <w:sz w:val="20"/>
+              </w:rPr>
+              <w:t xml:space="preserve">  - 컨테이너 : 공식 자원 한도 조건에서 실행 확인 완료</w:t>
+            </w:r>
+          </w:p>
+          <w:p>
+            <w:pPr>
+              <w:spacing w:after="0"/>
+            </w:pPr>
+            <w:r>
+              <w:rPr>
+                <w:rFonts w:ascii="맑은 고딕" w:hAnsi="맑은 고딕"/>
+                <w:sz w:val="20"/>
+              </w:rPr>
+              <w:t>□ 자체 점검 결과 — 공개 Dev 880문항</w:t>
+            </w:r>
+          </w:p>
+          <w:p>
+            <w:pPr>
+              <w:spacing w:after="0"/>
+            </w:pPr>
+            <w:r>
+              <w:rPr>
+                <w:rFonts w:ascii="맑은 고딕" w:hAnsi="맑은 고딕"/>
+                <w:sz w:val="20"/>
+              </w:rPr>
+              <w:t xml:space="preserve">  - ID·순서 불변성 : 400문항 불일치 0건</w:t>
+            </w:r>
+          </w:p>
+          <w:p>
+            <w:pPr>
+              <w:spacing w:after="0"/>
+            </w:pPr>
+            <w:r>
+              <w:rPr>
+                <w:rFonts w:ascii="맑은 고딕" w:hAnsi="맑은 고딕"/>
+                <w:sz w:val="20"/>
+              </w:rPr>
+              <w:t xml:space="preserve">  - 결정성 : 300문항 불일치 0건</w:t>
+            </w:r>
+          </w:p>
+          <w:p>
+            <w:pPr>
+              <w:spacing w:after="0"/>
+            </w:pPr>
+            <w:r>
+              <w:rPr>
+                <w:rFonts w:ascii="맑은 고딕" w:hAnsi="맑은 고딕"/>
+                <w:sz w:val="20"/>
+              </w:rPr>
+              <w:t xml:space="preserve">  - 엣지 케이스 7종 통과 (빈 프롬프트, 초장문, 어휘 외 문자, 이모지, 장문 대화)</w:t>
+            </w:r>
+          </w:p>
+          <w:p>
+            <w:pPr>
+              <w:spacing w:after="0"/>
+            </w:pPr>
+            <w:r>
+              <w:rPr>
+                <w:rFonts w:ascii="맑은 고딕" w:hAnsi="맑은 고딕"/>
+                <w:sz w:val="20"/>
+              </w:rPr>
+              <w:t xml:space="preserve">  - 실행 시간 : 등급당 4.2초 (한도 90초 대비 5%)</w:t>
+            </w:r>
+          </w:p>
+          <w:p>
+            <w:pPr>
+              <w:spacing w:after="0"/>
+            </w:pPr>
+            <w:r>
+              <w:rPr>
+                <w:rFonts w:ascii="맑은 고딕" w:hAnsi="맑은 고딕"/>
+                <w:sz w:val="20"/>
+              </w:rPr>
+              <w:t xml:space="preserve">  - 예산 : 3개 등급 전량 통과, 여유 17~35%</w:t>
+            </w:r>
+          </w:p>
+          <w:p>
+            <w:pPr>
+              <w:spacing w:after="0"/>
+            </w:pPr>
+            <w:r>
+              <w:rPr>
+                <w:rFonts w:ascii="맑은 고딕" w:hAnsi="맑은 고딕"/>
+                <w:sz w:val="20"/>
+              </w:rPr>
+              <w:t xml:space="preserve">  - 단위 시험 21건 통과</w:t>
+            </w:r>
+          </w:p>
+          <w:p>
+            <w:pPr>
+              <w:spacing w:after="0"/>
+            </w:pPr>
+            <w:r>
+              <w:rPr>
+                <w:rFonts w:ascii="맑은 고딕" w:hAnsi="맑은 고딕"/>
+                <w:sz w:val="20"/>
+              </w:rPr>
+              <w:t>□ 성능</w:t>
+            </w:r>
+          </w:p>
+          <w:p>
+            <w:pPr>
+              <w:spacing w:after="0"/>
+            </w:pPr>
+            <w:r>
+              <w:rPr>
+                <w:rFonts w:ascii="맑은 고딕" w:hAnsi="맑은 고딕"/>
+                <w:sz w:val="20"/>
+              </w:rPr>
+              <w:t xml:space="preserve">  - 공개 Dev 880문항 : 최종 0.7167</w:t>
+            </w:r>
+          </w:p>
+          <w:p>
+            <w:pPr>
+              <w:spacing w:after="0"/>
+            </w:pPr>
+            <w:r>
+              <w:rPr>
+                <w:rFonts w:ascii="맑은 고딕" w:hAnsi="맑은 고딕"/>
+                <w:sz w:val="20"/>
+              </w:rPr>
+              <w:t xml:space="preserve">  - 교차검증 2,640문항 : 0.6643 (예산 초과 0건)</w:t>
+            </w:r>
+          </w:p>
+          <w:p>
+            <w:pPr>
+              <w:spacing w:after="0"/>
+            </w:pPr>
+            <w:r>
+              <w:rPr>
+                <w:rFonts w:ascii="맑은 고딕" w:hAnsi="맑은 고딕"/>
+                <w:sz w:val="20"/>
+              </w:rPr>
+              <w:t xml:space="preserve">  - 공식 최고 baseline 0.6954 / 전량 경량 모델 0.6193</w:t>
             </w:r>
           </w:p>
         </w:tc>
@@ -2128,43 +2457,127 @@
                 <w:rFonts w:ascii="맑은 고딕" w:hAnsi="맑은 고딕"/>
                 <w:sz w:val="20"/>
               </w:rPr>
-              <w:t>○ 모델군에 묶이지 않는다. 후보 모델의 품질·토큰 사용량 기록과 비용 정책만 있으면 어떤 조합에도 재학습할 수 있고, 학습 스크립트와 평가 도구를 함께 공개하므로 사내 모델 구성에 맞춘 재현이 가능하다.</w:t>
-            </w:r>
-          </w:p>
-          <w:p>
-            <w:pPr>
-              <w:spacing w:after="0"/>
-            </w:pPr>
-            <w:r>
-              <w:rPr>
-                <w:rFonts w:ascii="맑은 고딕" w:hAnsi="맑은 고딕"/>
-                <w:sz w:val="20"/>
-              </w:rPr>
-              <w:t>○ 네트워크와 GPU 없이 CPU 2코어에서 동작하므로 사내망·온프레미스·공공 환경에 그대로 넣을 수 있다. 아티팩트가 5.5MB라 엣지 환경에도 실린다.</w:t>
-            </w:r>
-          </w:p>
-          <w:p>
-            <w:pPr>
-              <w:spacing w:after="0"/>
-            </w:pPr>
-            <w:r>
-              <w:rPr>
-                <w:rFonts w:ascii="맑은 고딕" w:hAnsi="맑은 고딕"/>
-                <w:sz w:val="20"/>
-              </w:rPr>
-              <w:t>○ 대규모 트래픽을 다루는 고객센터·검색·공공 AI 서비스에서 같은 예산으로 더 나은 품질을, 또는 같은 품질을 더 낮은 비용으로 제공하는 데 쓸 수 있다.</w:t>
-            </w:r>
-          </w:p>
-          <w:p>
-            <w:pPr>
-              <w:spacing w:after="0"/>
-            </w:pPr>
-            <w:r>
-              <w:rPr>
-                <w:rFonts w:ascii="맑은 고딕" w:hAnsi="맑은 고딕"/>
-                <w:sz w:val="20"/>
-              </w:rPr>
-              <w:t>○ 라우팅 정책·학습 파이프라인·평가 도구를 모두 공개해 LLM 인프라 비용 최적화 연구의 재현 가능한 기준점이 된다.</w:t>
+              <w:t>○ 이식성</w:t>
+            </w:r>
+          </w:p>
+          <w:p>
+            <w:pPr>
+              <w:spacing w:after="0"/>
+            </w:pPr>
+            <w:r>
+              <w:rPr>
+                <w:rFonts w:ascii="맑은 고딕" w:hAnsi="맑은 고딕"/>
+                <w:sz w:val="20"/>
+              </w:rPr>
+              <w:t xml:space="preserve">  - 특정 모델군에 비종속하며, 후보 모델의 품질·토큰 기록과 비용 정책만으로</w:t>
+            </w:r>
+          </w:p>
+          <w:p>
+            <w:pPr>
+              <w:spacing w:after="0"/>
+            </w:pPr>
+            <w:r>
+              <w:rPr>
+                <w:rFonts w:ascii="맑은 고딕" w:hAnsi="맑은 고딕"/>
+                <w:sz w:val="20"/>
+              </w:rPr>
+              <w:t xml:space="preserve">    임의의 모델 조합에 재학습 가능</w:t>
+            </w:r>
+          </w:p>
+          <w:p>
+            <w:pPr>
+              <w:spacing w:after="0"/>
+            </w:pPr>
+            <w:r>
+              <w:rPr>
+                <w:rFonts w:ascii="맑은 고딕" w:hAnsi="맑은 고딕"/>
+                <w:sz w:val="20"/>
+              </w:rPr>
+              <w:t xml:space="preserve">  - 학습 스크립트 및 평가 도구를 함께 공개하여 사내 모델 구성 기준 재현 지원</w:t>
+            </w:r>
+          </w:p>
+          <w:p>
+            <w:pPr>
+              <w:spacing w:after="0"/>
+            </w:pPr>
+            <w:r>
+              <w:rPr>
+                <w:rFonts w:ascii="맑은 고딕" w:hAnsi="맑은 고딕"/>
+                <w:sz w:val="20"/>
+              </w:rPr>
+              <w:t>○ 운영 적합성</w:t>
+            </w:r>
+          </w:p>
+          <w:p>
+            <w:pPr>
+              <w:spacing w:after="0"/>
+            </w:pPr>
+            <w:r>
+              <w:rPr>
+                <w:rFonts w:ascii="맑은 고딕" w:hAnsi="맑은 고딕"/>
+                <w:sz w:val="20"/>
+              </w:rPr>
+              <w:t xml:space="preserve">  - 네트워크 및 GPU 불필요, CPU 2코어에서 동작하여 사내망·온프레미스 즉시 적용</w:t>
+            </w:r>
+          </w:p>
+          <w:p>
+            <w:pPr>
+              <w:spacing w:after="0"/>
+            </w:pPr>
+            <w:r>
+              <w:rPr>
+                <w:rFonts w:ascii="맑은 고딕" w:hAnsi="맑은 고딕"/>
+                <w:sz w:val="20"/>
+              </w:rPr>
+              <w:t xml:space="preserve">  - 아티팩트 5.5MB로 엣지 환경 탑재 가능</w:t>
+            </w:r>
+          </w:p>
+          <w:p>
+            <w:pPr>
+              <w:spacing w:after="0"/>
+            </w:pPr>
+            <w:r>
+              <w:rPr>
+                <w:rFonts w:ascii="맑은 고딕" w:hAnsi="맑은 고딕"/>
+                <w:sz w:val="20"/>
+              </w:rPr>
+              <w:t>○ 기대효과</w:t>
+            </w:r>
+          </w:p>
+          <w:p>
+            <w:pPr>
+              <w:spacing w:after="0"/>
+            </w:pPr>
+            <w:r>
+              <w:rPr>
+                <w:rFonts w:ascii="맑은 고딕" w:hAnsi="맑은 고딕"/>
+                <w:sz w:val="20"/>
+              </w:rPr>
+              <w:t xml:space="preserve">  - 고객센터·검색·공공 AI 서비스 등 대규모 트래픽 환경의 추론 비용 절감</w:t>
+            </w:r>
+          </w:p>
+          <w:p>
+            <w:pPr>
+              <w:spacing w:after="0"/>
+            </w:pPr>
+            <w:r>
+              <w:rPr>
+                <w:rFonts w:ascii="맑은 고딕" w:hAnsi="맑은 고딕"/>
+                <w:sz w:val="20"/>
+              </w:rPr>
+              <w:t xml:space="preserve">  - 동일 예산에서 품질 향상 또는 동일 품질에서 비용 절감</w:t>
+            </w:r>
+          </w:p>
+          <w:p>
+            <w:pPr>
+              <w:spacing w:after="0"/>
+            </w:pPr>
+            <w:r>
+              <w:rPr>
+                <w:rFonts w:ascii="맑은 고딕" w:hAnsi="맑은 고딕"/>
+                <w:sz w:val="20"/>
+              </w:rPr>
+              <w:t xml:space="preserve">  - 라우팅 정책·학습 파이프라인·평가 도구 공개로 관련 연구의 재현 기준점 제공</w:t>
             </w:r>
           </w:p>
         </w:tc>
@@ -2243,173 +2656,364 @@
                 <w:rFonts w:ascii="맑은 고딕" w:hAnsi="맑은 고딕"/>
                 <w:sz w:val="20"/>
               </w:rPr>
-              <w:t>[혁신성 및 차별성]</w:t>
-            </w:r>
-          </w:p>
-          <w:p>
-            <w:pPr>
-              <w:spacing w:after="0"/>
-            </w:pPr>
-            <w:r>
-              <w:rPr>
-                <w:rFonts w:ascii="맑은 고딕" w:hAnsi="맑은 고딕"/>
-                <w:sz w:val="20"/>
-              </w:rPr>
-              <w:t>① 예산 초과를 예측 정확도가 아니라 구조로 막는다. 예측 기반 방어책이 실패하는 이유를 실험으로 규명하고, 선택 건수 상한이라는 예측 무관 장치로 대체했다.</w:t>
-            </w:r>
-          </w:p>
-          <w:p>
-            <w:pPr>
-              <w:spacing w:after="0"/>
-            </w:pPr>
-            <w:r>
-              <w:rPr>
-                <w:rFonts w:ascii="맑은 고딕" w:hAnsi="맑은 고딕"/>
-                <w:sz w:val="20"/>
-              </w:rPr>
-              <w:t>② 순서 불변성을 설계 단계에서 보장한다. 배치 최적화를 하면서도 동률 정렬 키를 프롬프트 내용 해시로 두어, 감사 항목을 사후 확인이 아니라 구조로 만족한다.</w:t>
-            </w:r>
-          </w:p>
-          <w:p>
-            <w:pPr>
-              <w:spacing w:after="0"/>
-            </w:pPr>
-            <w:r>
-              <w:rPr>
-                <w:rFonts w:ascii="맑은 고딕" w:hAnsi="맑은 고딕"/>
-                <w:sz w:val="20"/>
-              </w:rPr>
-              <w:t>③ 학습·실행 경로 일치를 수치로 증명한다. 두 경로의 예측 차이 1.2e-15를 시험으로 고정해, 라이브러리 없는 실행 환경에서도 학습 결과가 재현됨을 보장한다.</w:t>
-            </w:r>
-          </w:p>
-          <w:p>
-            <w:pPr>
-              <w:spacing w:after="0"/>
-            </w:pPr>
-            <w:r>
-              <w:rPr>
-                <w:rFonts w:ascii="맑은 고딕" w:hAnsi="맑은 고딕"/>
-                <w:sz w:val="20"/>
-              </w:rPr>
-              <w:t>④ 제출 전 자체 점검 도구를 함께 제공한다. 규칙 준수·결정성·엣지 케이스·시간·예산을 한 명령으로 확인하고 예산이 한도의 97%를 넘으면 경고한다.</w:t>
-            </w:r>
-          </w:p>
-          <w:p>
-            <w:pPr>
-              <w:spacing w:after="0"/>
-            </w:pPr>
-            <w:r>
-              <w:rPr>
-                <w:rFonts w:ascii="맑은 고딕" w:hAnsi="맑은 고딕"/>
-                <w:sz w:val="20"/>
-              </w:rPr>
-              <w:t>⑤ 도달 가능 상한을 분석해 개발 방향을 정했다. 정보 수준별 도달 점수(전부 경량 0.605 / 비용만 정확 0.683 / 추론모델 이득 완전정보 0.725 / 완전정보 0.792)를 계산해 남은 개선 여지를 정량화했다.</w:t>
-            </w:r>
-          </w:p>
-          <w:p>
-            <w:pPr>
-              <w:spacing w:after="0"/>
-            </w:pPr>
-            <w:r>
-              <w:rPr>
-                <w:rFonts w:ascii="맑은 고딕" w:hAnsi="맑은 고딕"/>
-                <w:sz w:val="20"/>
-              </w:rPr>
-              <w:t>⑥ 측정에 근거해 두 번 되돌렸다. 부스팅 트리는 토큰 예측 상관을 0.37에서 0.65로 올렸고 단일 측정 점수도 가장 높았지만 교차검증에서 예산을 지키지 못해 채택하지 않았다. 문장 임베딩은 오히려 예측을 떨어뜨렸다(0.425→0.372).</w:t>
-            </w:r>
-          </w:p>
-          <w:p>
-            <w:pPr>
-              <w:spacing w:after="0"/>
-            </w:pPr>
-            <w:r>
-              <w:rPr>
-                <w:rFonts w:ascii="맑은 고딕" w:hAnsi="맑은 고딕"/>
-                <w:sz w:val="20"/>
-              </w:rPr>
-            </w:r>
-          </w:p>
-          <w:p>
-            <w:pPr>
-              <w:spacing w:after="0"/>
-            </w:pPr>
-            <w:r>
-              <w:rPr>
-                <w:rFonts w:ascii="맑은 고딕" w:hAnsi="맑은 고딕"/>
-                <w:sz w:val="20"/>
-              </w:rPr>
-              <w:t>[한계점 및 향후 로드맵]</w:t>
-            </w:r>
-          </w:p>
-          <w:p>
-            <w:pPr>
-              <w:spacing w:after="0"/>
-            </w:pPr>
-            <w:r>
-              <w:rPr>
-                <w:rFonts w:ascii="맑은 고딕" w:hAnsi="맑은 고딕"/>
-                <w:sz w:val="20"/>
-              </w:rPr>
-              <w:t>○ 경량 모델과 중형 모델의 품질 차이는 예측 상관이 0.01~0.10으로 사실상 예측되지 않는다. 점수가 생성 2~4회 평균이라 노이즈가 지배적이기 때문이며, 부스팅 트리와 다국어 임베딩으로도 넘지 못했다. 반복 횟수가 늘어난 자료가 생기면 개선 여지가 있다.</w:t>
-            </w:r>
-          </w:p>
-          <w:p>
-            <w:pPr>
-              <w:spacing w:after="0"/>
-            </w:pPr>
-            <w:r>
-              <w:rPr>
-                <w:rFonts w:ascii="맑은 고딕" w:hAnsi="맑은 고딕"/>
-                <w:sz w:val="20"/>
-              </w:rPr>
-              <w:t>○ 안전을 위해 예산의 17~35%를 남긴다. 출력 토큰 예측 정확도를 높이면 같은 안전 수준에서 더 쓸 수 있다.</w:t>
-            </w:r>
-          </w:p>
-          <w:p>
-            <w:pPr>
-              <w:spacing w:after="0"/>
-            </w:pPr>
-            <w:r>
-              <w:rPr>
-                <w:rFonts w:ascii="맑은 고딕" w:hAnsi="맑은 고딕"/>
-                <w:sz w:val="20"/>
-              </w:rPr>
-              <w:t>○ 로드맵 : (1) 출력 길이 예측 강화로 예산 활용률 개선 (2) 실시간 서빙용 온라인 예산 컨트롤러 (3) 다른 모델군·비용 정책으로의 이식 사례 추가</w:t>
-            </w:r>
-          </w:p>
-          <w:p>
-            <w:pPr>
-              <w:spacing w:after="0"/>
-            </w:pPr>
-            <w:r>
-              <w:rPr>
-                <w:rFonts w:ascii="맑은 고딕" w:hAnsi="맑은 고딕"/>
-                <w:sz w:val="20"/>
-              </w:rPr>
-            </w:r>
-          </w:p>
-          <w:p>
-            <w:pPr>
-              <w:spacing w:after="0"/>
-            </w:pPr>
-            <w:r>
-              <w:rPr>
-                <w:rFonts w:ascii="맑은 고딕" w:hAnsi="맑은 고딕"/>
-                <w:sz w:val="20"/>
-              </w:rPr>
-              <w:t>[소감 및 후기]</w:t>
-            </w:r>
-          </w:p>
-          <w:p>
-            <w:pPr>
-              <w:spacing w:after="0"/>
-            </w:pPr>
-            <w:r>
-              <w:rPr>
-                <w:rFonts w:ascii="맑은 고딕" w:hAnsi="맑은 고딕"/>
-                <w:sz w:val="20"/>
-              </w:rPr>
-              <w:t>가장 많은 시간을 쓴 것은 점수를 올리는 일이 아니라 0점을 피하는 일이었다. 예산을 한도까지 채우는 정책은 공개 자료에서 잘 작동하다가 분할을 바꾸면 초과했고, 그때마다 등급 점수가 통째로 사라졌다. 평균을 조절하는 마진으로는 두꺼운 꼬리를 막지 못한다는 것을 여러 실패 끝에 확인하고 나서야, 위험을 예측하려 들지 말고 노출 자체를 묶는 방향으로 바꿀 수 있었다. 학습 코드와 실행 코드가 갈라진 지점에서 예측이 어긋난 결함도 뼈아팠다. 공식 검증은 통과했지만 실제로는 세 등급 모두 예산을 넘기는 상태였고, 자체 점검 도구를 만들지 않았다면 제출 후에야 알았을 것이다. 검증을 코드로 만들어 두는 일이 기능 개발만큼 중요하다는 것을 체감했다.</w:t>
+              <w:t>□ 혁신성 및 차별성</w:t>
+            </w:r>
+          </w:p>
+          <w:p>
+            <w:pPr>
+              <w:spacing w:after="0"/>
+            </w:pPr>
+            <w:r>
+              <w:rPr>
+                <w:rFonts w:ascii="맑은 고딕" w:hAnsi="맑은 고딕"/>
+                <w:sz w:val="20"/>
+              </w:rPr>
+              <w:t xml:space="preserve">  - 예산 초과를 예측 정확도가 아닌 구조적 장치로 차단</w:t>
+            </w:r>
+          </w:p>
+          <w:p>
+            <w:pPr>
+              <w:spacing w:after="0"/>
+            </w:pPr>
+            <w:r>
+              <w:rPr>
+                <w:rFonts w:ascii="맑은 고딕" w:hAnsi="맑은 고딕"/>
+                <w:sz w:val="20"/>
+              </w:rPr>
+              <w:t xml:space="preserve">    · 예측 기반 방어의 실패 원인을 실험으로 규명한 후 예측 무관 장치로 대체</w:t>
+            </w:r>
+          </w:p>
+          <w:p>
+            <w:pPr>
+              <w:spacing w:after="0"/>
+            </w:pPr>
+            <w:r>
+              <w:rPr>
+                <w:rFonts w:ascii="맑은 고딕" w:hAnsi="맑은 고딕"/>
+                <w:sz w:val="20"/>
+              </w:rPr>
+              <w:t xml:space="preserve">  - 순서 불변성을 설계 단계에서 보장</w:t>
+            </w:r>
+          </w:p>
+          <w:p>
+            <w:pPr>
+              <w:spacing w:after="0"/>
+            </w:pPr>
+            <w:r>
+              <w:rPr>
+                <w:rFonts w:ascii="맑은 고딕" w:hAnsi="맑은 고딕"/>
+                <w:sz w:val="20"/>
+              </w:rPr>
+              <w:t xml:space="preserve">    · 동률 정렬 키를 프롬프트 내용 해시로 지정하여 감사 항목을 구조적으로 충족</w:t>
+            </w:r>
+          </w:p>
+          <w:p>
+            <w:pPr>
+              <w:spacing w:after="0"/>
+            </w:pPr>
+            <w:r>
+              <w:rPr>
+                <w:rFonts w:ascii="맑은 고딕" w:hAnsi="맑은 고딕"/>
+                <w:sz w:val="20"/>
+              </w:rPr>
+              <w:t xml:space="preserve">  - 학습·실행 경로의 일치를 수치로 증명하고 시험으로 고정 (차이 1.2e-15)</w:t>
+            </w:r>
+          </w:p>
+          <w:p>
+            <w:pPr>
+              <w:spacing w:after="0"/>
+            </w:pPr>
+            <w:r>
+              <w:rPr>
+                <w:rFonts w:ascii="맑은 고딕" w:hAnsi="맑은 고딕"/>
+                <w:sz w:val="20"/>
+              </w:rPr>
+              <w:t xml:space="preserve">  - 제출 전 자체 점검 도구를 함께 제공</w:t>
+            </w:r>
+          </w:p>
+          <w:p>
+            <w:pPr>
+              <w:spacing w:after="0"/>
+            </w:pPr>
+            <w:r>
+              <w:rPr>
+                <w:rFonts w:ascii="맑은 고딕" w:hAnsi="맑은 고딕"/>
+                <w:sz w:val="20"/>
+              </w:rPr>
+              <w:t xml:space="preserve">    · 규칙 준수, 결정성, 엣지 케이스, 실행 시간, 예산 여유를 일괄 확인</w:t>
+            </w:r>
+          </w:p>
+          <w:p>
+            <w:pPr>
+              <w:spacing w:after="0"/>
+            </w:pPr>
+            <w:r>
+              <w:rPr>
+                <w:rFonts w:ascii="맑은 고딕" w:hAnsi="맑은 고딕"/>
+                <w:sz w:val="20"/>
+              </w:rPr>
+              <w:t xml:space="preserve">  - 정보 수준별 도달 가능 상한을 분석하여 개선 여지를 정량화</w:t>
+            </w:r>
+          </w:p>
+          <w:p>
+            <w:pPr>
+              <w:spacing w:after="0"/>
+            </w:pPr>
+            <w:r>
+              <w:rPr>
+                <w:rFonts w:ascii="맑은 고딕" w:hAnsi="맑은 고딕"/>
+                <w:sz w:val="20"/>
+              </w:rPr>
+              <w:t xml:space="preserve">    · 전량 경량 0.605 / 비용 정확 0.683 / 이득 완전정보 0.725 / 완전정보 0.792</w:t>
+            </w:r>
+          </w:p>
+          <w:p>
+            <w:pPr>
+              <w:spacing w:after="0"/>
+            </w:pPr>
+            <w:r>
+              <w:rPr>
+                <w:rFonts w:ascii="맑은 고딕" w:hAnsi="맑은 고딕"/>
+                <w:sz w:val="20"/>
+              </w:rPr>
+              <w:t xml:space="preserve">  - 측정 결과에 근거한 기술 선택 및 설계 회귀 2건</w:t>
+            </w:r>
+          </w:p>
+          <w:p>
+            <w:pPr>
+              <w:spacing w:after="0"/>
+            </w:pPr>
+            <w:r>
+              <w:rPr>
+                <w:rFonts w:ascii="맑은 고딕" w:hAnsi="맑은 고딕"/>
+                <w:sz w:val="20"/>
+              </w:rPr>
+              <w:t xml:space="preserve">    · 부스팅 트리 : 단일 측정 최고점이나 교차검증 예산 미충족으로 미채택</w:t>
+            </w:r>
+          </w:p>
+          <w:p>
+            <w:pPr>
+              <w:spacing w:after="0"/>
+            </w:pPr>
+            <w:r>
+              <w:rPr>
+                <w:rFonts w:ascii="맑은 고딕" w:hAnsi="맑은 고딕"/>
+                <w:sz w:val="20"/>
+              </w:rPr>
+              <w:t xml:space="preserve">    · 문장 임베딩 : 예측 성능 저하(0.425 → 0.372)로 미채택</w:t>
+            </w:r>
+          </w:p>
+          <w:p>
+            <w:pPr>
+              <w:spacing w:after="0"/>
+            </w:pPr>
+            <w:r>
+              <w:rPr>
+                <w:rFonts w:ascii="맑은 고딕" w:hAnsi="맑은 고딕"/>
+                <w:sz w:val="20"/>
+              </w:rPr>
+              <w:t>□ 한계점</w:t>
+            </w:r>
+          </w:p>
+          <w:p>
+            <w:pPr>
+              <w:spacing w:after="0"/>
+            </w:pPr>
+            <w:r>
+              <w:rPr>
+                <w:rFonts w:ascii="맑은 고딕" w:hAnsi="맑은 고딕"/>
+                <w:sz w:val="20"/>
+              </w:rPr>
+              <w:t xml:space="preserve">  - 경량·중형 모델 간 품질 차이는 예측 상관 0.01~0.10으로 사실상 예측 불가</w:t>
+            </w:r>
+          </w:p>
+          <w:p>
+            <w:pPr>
+              <w:spacing w:after="0"/>
+            </w:pPr>
+            <w:r>
+              <w:rPr>
+                <w:rFonts w:ascii="맑은 고딕" w:hAnsi="맑은 고딕"/>
+                <w:sz w:val="20"/>
+              </w:rPr>
+              <w:t xml:space="preserve">    · 점수가 생성 2~4회 평균값이어서 확률적 변동이 지배적</w:t>
+            </w:r>
+          </w:p>
+          <w:p>
+            <w:pPr>
+              <w:spacing w:after="0"/>
+            </w:pPr>
+            <w:r>
+              <w:rPr>
+                <w:rFonts w:ascii="맑은 고딕" w:hAnsi="맑은 고딕"/>
+                <w:sz w:val="20"/>
+              </w:rPr>
+              <w:t xml:space="preserve">    · 부스팅 트리 및 다국어 임베딩 적용으로도 한계 미극복</w:t>
+            </w:r>
+          </w:p>
+          <w:p>
+            <w:pPr>
+              <w:spacing w:after="0"/>
+            </w:pPr>
+            <w:r>
+              <w:rPr>
+                <w:rFonts w:ascii="맑은 고딕" w:hAnsi="맑은 고딕"/>
+                <w:sz w:val="20"/>
+              </w:rPr>
+              <w:t xml:space="preserve">  - 안전 확보를 위해 예산의 17~35%를 미사용 상태로 유지</w:t>
+            </w:r>
+          </w:p>
+          <w:p>
+            <w:pPr>
+              <w:spacing w:after="0"/>
+            </w:pPr>
+            <w:r>
+              <w:rPr>
+                <w:rFonts w:ascii="맑은 고딕" w:hAnsi="맑은 고딕"/>
+                <w:sz w:val="20"/>
+              </w:rPr>
+              <w:t xml:space="preserve">  - 컨테이너 이미지 73MB (NumPy 의존)</w:t>
+            </w:r>
+          </w:p>
+          <w:p>
+            <w:pPr>
+              <w:spacing w:after="0"/>
+            </w:pPr>
+            <w:r>
+              <w:rPr>
+                <w:rFonts w:ascii="맑은 고딕" w:hAnsi="맑은 고딕"/>
+                <w:sz w:val="20"/>
+              </w:rPr>
+              <w:t>□ 향후 발전 로드맵</w:t>
+            </w:r>
+          </w:p>
+          <w:p>
+            <w:pPr>
+              <w:spacing w:after="0"/>
+            </w:pPr>
+            <w:r>
+              <w:rPr>
+                <w:rFonts w:ascii="맑은 고딕" w:hAnsi="맑은 고딕"/>
+                <w:sz w:val="20"/>
+              </w:rPr>
+              <w:t xml:space="preserve">  - 1단계 : 출력 길이 예측 정확도 개선을 통한 예산 활용률 제고</w:t>
+            </w:r>
+          </w:p>
+          <w:p>
+            <w:pPr>
+              <w:spacing w:after="0"/>
+            </w:pPr>
+            <w:r>
+              <w:rPr>
+                <w:rFonts w:ascii="맑은 고딕" w:hAnsi="맑은 고딕"/>
+                <w:sz w:val="20"/>
+              </w:rPr>
+              <w:t xml:space="preserve">  - 2단계 : 실시간 서빙용 온라인 예산 컨트롤러 구현</w:t>
+            </w:r>
+          </w:p>
+          <w:p>
+            <w:pPr>
+              <w:spacing w:after="0"/>
+            </w:pPr>
+            <w:r>
+              <w:rPr>
+                <w:rFonts w:ascii="맑은 고딕" w:hAnsi="맑은 고딕"/>
+                <w:sz w:val="20"/>
+              </w:rPr>
+              <w:t xml:space="preserve">  - 3단계 : 타 모델군 및 비용 정책으로의 이식 사례 확보</w:t>
+            </w:r>
+          </w:p>
+          <w:p>
+            <w:pPr>
+              <w:spacing w:after="0"/>
+            </w:pPr>
+            <w:r>
+              <w:rPr>
+                <w:rFonts w:ascii="맑은 고딕" w:hAnsi="맑은 고딕"/>
+                <w:sz w:val="20"/>
+              </w:rPr>
+              <w:t xml:space="preserve">  - 4단계 : 생성 반복 횟수가 확대된 자료 확보 시 품질 예측 재검증</w:t>
+            </w:r>
+          </w:p>
+          <w:p>
+            <w:pPr>
+              <w:spacing w:after="0"/>
+            </w:pPr>
+            <w:r>
+              <w:rPr>
+                <w:rFonts w:ascii="맑은 고딕" w:hAnsi="맑은 고딕"/>
+                <w:sz w:val="20"/>
+              </w:rPr>
+            </w:r>
+          </w:p>
+          <w:p>
+            <w:pPr>
+              <w:spacing w:after="0"/>
+            </w:pPr>
+            <w:r>
+              <w:rPr>
+                <w:rFonts w:ascii="맑은 고딕" w:hAnsi="맑은 고딕"/>
+                <w:sz w:val="20"/>
+              </w:rPr>
+              <w:t>□ 소감 및 후기</w:t>
+            </w:r>
+          </w:p>
+          <w:p>
+            <w:pPr>
+              <w:spacing w:after="0"/>
+            </w:pPr>
+            <w:r>
+              <w:rPr>
+                <w:rFonts w:ascii="맑은 고딕" w:hAnsi="맑은 고딕"/>
+                <w:sz w:val="20"/>
+              </w:rPr>
+              <w:t>본 과제는 성능 향상보다 안정성 확보에 더 많은 시간이 소요되었다. 예산을 최대한 활용하는 정책은 공개 자료에서 우수한 결과를 보였으나 데이터 분할을 달리하면 한도를 초과하였고, 그때마다 해당 등급의 점수가 전부 무효화되었다. 평균값을 조정하는 마진 설정만으로는 분포의 두꺼운 꼬리를 통제할 수 없다는 사실을 여러 차례의 실패를 거쳐 확인한 뒤에야, 위험을 예측하려 시도하는 대신 노출 규모 자체를 제한하는 방향으로 설계를 전환할 수 있었다.</w:t>
+            </w:r>
+          </w:p>
+          <w:p>
+            <w:pPr>
+              <w:spacing w:after="0"/>
+            </w:pPr>
+            <w:r>
+              <w:rPr>
+                <w:rFonts w:ascii="맑은 고딕" w:hAnsi="맑은 고딕"/>
+                <w:sz w:val="20"/>
+              </w:rPr>
+            </w:r>
+          </w:p>
+          <w:p>
+            <w:pPr>
+              <w:spacing w:after="0"/>
+            </w:pPr>
+            <w:r>
+              <w:rPr>
+                <w:rFonts w:ascii="맑은 고딕" w:hAnsi="맑은 고딕"/>
+                <w:sz w:val="20"/>
+              </w:rPr>
+              <w:t>학습 코드와 실행 코드가 분리된 지점에서 예측이 어긋난 결함 또한 기억에 남는다. 공식 검증 절차는 통과하였으나 실제로는 세 등급 모두 예산을 초과하는 상태였으며, 자체 점검 도구를 별도로 마련하지 않았다면 제출 이후에야 발견하였을 것이다. 검증 절차를 코드로 남기는 작업이 기능 구현 못지않게 중요하다는 점을 체감하였다.</w:t>
+            </w:r>
+          </w:p>
+          <w:p>
+            <w:pPr>
+              <w:spacing w:after="0"/>
+            </w:pPr>
+            <w:r>
+              <w:rPr>
+                <w:rFonts w:ascii="맑은 고딕" w:hAnsi="맑은 고딕"/>
+                <w:sz w:val="20"/>
+              </w:rPr>
+            </w:r>
+          </w:p>
+          <w:p>
+            <w:pPr>
+              <w:spacing w:after="0"/>
+            </w:pPr>
+            <w:r>
+              <w:rPr>
+                <w:rFonts w:ascii="맑은 고딕" w:hAnsi="맑은 고딕"/>
+                <w:sz w:val="20"/>
+              </w:rPr>
+              <w:t>측정 결과가 예상과 어긋날 때 이를 수용하는 판단도 쉽지 않았다. 부스팅 트리와 문장 임베딩은 모두 개선이 기대되는 접근이었으나 교차검증 과정에서 각기 다른 이유로 부적합함이 확인되었고, 단일 측정치가 아닌 반복 검증 결과에 근거하여 두 차례 설계를 되돌렸다. 본 대회를 준비하며 오픈소스 프로젝트가 갖추어야 할 재현성과 검증 체계의 의미를 다시 생각하게 되었다.</w:t>
             </w:r>
           </w:p>
         </w:tc>
@@ -2996,7 +3600,7 @@
                 <w:rFonts w:ascii="맑은 고딕" w:hAnsi="맑은 고딕"/>
                 <w:sz w:val="20"/>
               </w:rPr>
-              <w:t>실행 의존성. 계수 행렬 연산과 배치 선택 계산</w:t>
+              <w:t>실행 의존성. 계수 행렬 연산 및 배치 선택 계산</w:t>
             </w:r>
           </w:p>
         </w:tc>
@@ -4018,7 +4622,7 @@
                 <w:rFonts w:ascii="맑은 고딕" w:hAnsi="맑은 고딕"/>
                 <w:sz w:val="20"/>
               </w:rPr>
-              <w:t>OpenBLAS / libgfortran 등</w:t>
+              <w:t>OpenBLAS, libgfortran 등</w:t>
             </w:r>
           </w:p>
         </w:tc>
@@ -4080,7 +4684,7 @@
                 <w:rFonts w:ascii="맑은 고딕" w:hAnsi="맑은 고딕"/>
                 <w:sz w:val="20"/>
               </w:rPr>
-              <w:t>BSD-3-Clause / GPL-3.0-with-GCC-exception</w:t>
+              <w:t>BSD-3-Clause, GPL-3.0-with-GCC-exception</w:t>
             </w:r>
           </w:p>
         </w:tc>
@@ -4333,7 +4937,7 @@
                 <w:rFonts w:ascii="맑은 고딕" w:hAnsi="맑은 고딕"/>
                 <w:sz w:val="20"/>
               </w:rPr>
-              <w:t>입출력 규격·채점 도구(과제 제공 하네스)</w:t>
+              <w:t>입출력 규격 및 채점 도구</w:t>
             </w:r>
           </w:p>
         </w:tc>
@@ -4346,19 +4950,6 @@
       <w:r>
         <w:t>※ 필요 시, 행을 추가하여 기재해 주시기 바랍니다.</w:t>
       </w:r>
-    </w:p>
-    <w:p>
-      <w:pPr>
-        <w:jc w:val="right"/>
-      </w:pPr>
-    </w:p>
-    <w:p>
-      <w:pPr>
-        <w:widowControl/>
-        <w:wordWrap/>
-        <w:autoSpaceDE/>
-        <w:autoSpaceDN/>
-      </w:pPr>
     </w:p>
     <w:p>
       <w:pPr>
@@ -4812,7 +5403,7 @@
                 <w:rFonts w:ascii="맑은 고딕" w:hAnsi="맑은 고딕"/>
                 <w:sz w:val="20"/>
               </w:rPr>
-              <w:t>해당 없음 (기반 모델 없이 처음부터 학습)</w:t>
+              <w:t>해당 없음 (기반 모델 없이 자체 학습)</w:t>
             </w:r>
           </w:p>
         </w:tc>
@@ -4964,7 +5555,7 @@
                 <w:rFonts w:ascii="맑은 고딕" w:hAnsi="맑은 고딕"/>
                 <w:sz w:val="20"/>
               </w:rPr>
-              <w:t>과제 제공 공개 Train 1,760문항 + Dev 880문항 (총 2,640문항). 프롬프트와 모델별 품질·토큰 사용량. 출처와 라이선스는 과제 저장소 THIRD_PARTY_NOTICES.md에 공개되어 있다.</w:t>
+              <w:t>과제 제공 공개 Train 1,760문항 및 Dev 880문항 (총 2,640문항). 프롬프트와 모델별 품질·토큰 사용량으로 구성. 출처 및 라이선스는 과제 저장소 THIRD_PARTY_NOTICES.md에 공개.</w:t>
             </w:r>
           </w:p>
         </w:tc>
@@ -5039,7 +5630,7 @@
                 <w:rFonts w:ascii="맑은 고딕" w:hAnsi="맑은 고딕"/>
                 <w:sz w:val="20"/>
               </w:rPr>
-              <w:t>과제가 제공한 materialize_public_data.py 절차를 그대로 사용했다. 개인정보가 포함되지 않은 공개 벤치마크 자료이므로 별도 비식별화 대상이 없다. 텍스트는 소문자화와 토큰화만 수행하고 원문을 변형하지 않았다.</w:t>
+              <w:t>과제 제공 materialize_public_data.py 절차를 그대로 사용. 개인정보가 포함되지 않은 공개 벤치마크 자료로 별도 비식별화 대상 없음. 텍스트는 소문자화 및 토큰화만 수행하고 원문 미변형.</w:t>
             </w:r>
           </w:p>
         </w:tc>
@@ -5117,7 +5708,7 @@
                 <w:rFonts w:ascii="맑은 고딕" w:hAnsi="맑은 고딕"/>
                 <w:sz w:val="20"/>
               </w:rPr>
-              <w:t>(승인 절차 없이 누구나 접근 가능, 수상 시 5년간 공개 유지)</w:t>
+              <w:t>(승인 절차 없이 접근 가능, 수상 시 5년간 공개 유지)</w:t>
             </w:r>
           </w:p>
         </w:tc>
@@ -5195,19 +5786,19 @@
                 <w:rFonts w:ascii="맑은 고딕" w:hAnsi="맑은 고딕"/>
                 <w:sz w:val="20"/>
               </w:rPr>
-              <w:t>파일명 : artifact.npz / 용량 5.5MB / 저장소에 직접 커밋</w:t>
-            </w:r>
-          </w:p>
-          <w:p>
-            <w:pPr>
-              <w:spacing w:after="0"/>
-            </w:pPr>
-            <w:r>
-              <w:rPr>
-                <w:rFonts w:ascii="맑은 고딕" w:hAnsi="맑은 고딕"/>
-                <w:sz w:val="20"/>
-              </w:rPr>
-              <w:t>내용 : ridge 회귀 계수, TF-IDF 어휘·IDF, 특징 정규화 통계, 등급별 안전계수와 상한값</w:t>
+              <w:t>파일명 artifact.npz / 용량 5.5MB / 저장소 직접 커밋</w:t>
+            </w:r>
+          </w:p>
+          <w:p>
+            <w:pPr>
+              <w:spacing w:after="0"/>
+            </w:pPr>
+            <w:r>
+              <w:rPr>
+                <w:rFonts w:ascii="맑은 고딕" w:hAnsi="맑은 고딕"/>
+                <w:sz w:val="20"/>
+              </w:rPr>
+              <w:t>내용 : ridge 회귀 계수, TF-IDF 어휘·IDF, 특징 정규화 통계, 등급별 안전계수 및 상한값</w:t>
             </w:r>
           </w:p>
         </w:tc>
@@ -5420,7 +6011,7 @@
                 <w:rFonts w:ascii="맑은 고딕" w:hAnsi="맑은 고딕"/>
                 <w:sz w:val="20"/>
               </w:rPr>
-              <w:t>코드 작성·실험 설계·디버깅 보조에 Claude(Anthropic)를 활용했다. 알고리즘 설계와 실험 결과 해석, 채택 여부의 최종 판단은 참가자가 수행했다.</w:t>
+              <w:t>코드 작성, 실험 설계, 디버깅 보조에 Claude(Anthropic)를 활용. 알고리즘 설계와 실험 결과 해석, 채택 여부의 최종 판단은 참가자가 수행.</w:t>
             </w:r>
           </w:p>
         </w:tc>

--- a/notes/2026 오픈소스 개발자대회 결과보고서_접수번호(트리아지).docx
+++ b/notes/2026 오픈소스 개발자대회 결과보고서_접수번호(트리아지).docx
@@ -894,7 +894,7 @@
                 <w:rFonts w:ascii="맑은 고딕" w:hAnsi="맑은 고딕"/>
                 <w:sz w:val="20"/>
               </w:rPr>
-              <w:t>https://github.com/leelang7/ossp-2026-llm-router-challenge/tree/31fe3cb1af37b72f12d20d17b6e55b1603c01f97</w:t>
+              <w:t>https://github.com/leelang7/ossp-2026-llm-router-challenge</w:t>
             </w:r>
           </w:p>
         </w:tc>
@@ -1464,6 +1464,30 @@
                 <w:sz w:val="20"/>
               </w:rPr>
               <w:t>○ 산출물 규모 : 컨테이너 이미지 73.4MB, 학습 아티팩트 5.5MB</w:t>
+            </w:r>
+          </w:p>
+          <w:p>
+            <w:pPr>
+              <w:spacing w:after="0"/>
+            </w:pPr>
+            <w:r>
+              <w:rPr>
+                <w:rFonts w:ascii="맑은 고딕" w:hAnsi="맑은 고딕"/>
+                <w:sz w:val="20"/>
+              </w:rPr>
+              <w:t>○ 심사 기준 스냅샷 : 저장소 태그 submission-2026</w:t>
+            </w:r>
+          </w:p>
+          <w:p>
+            <w:pPr>
+              <w:spacing w:after="0"/>
+            </w:pPr>
+            <w:r>
+              <w:rPr>
+                <w:rFonts w:ascii="맑은 고딕" w:hAnsi="맑은 고딕"/>
+                <w:sz w:val="20"/>
+              </w:rPr>
+              <w:t>○ 제출 이미지 : ghcr.io/leelang7/routerx@sha256:ea01be4aa373f1358450c56105f4f595619b7fa2bd272d418c9bc71f8b75016f</w:t>
             </w:r>
           </w:p>
         </w:tc>

--- a/notes/2026 오픈소스 개발자대회 결과보고서_접수번호(트리아지).docx
+++ b/notes/2026 오픈소스 개발자대회 결과보고서_접수번호(트리아지).docx
@@ -3486,7 +3486,7 @@
                 <w:rFonts w:ascii="맑은 고딕" w:hAnsi="맑은 고딕"/>
                 <w:sz w:val="20"/>
               </w:rPr>
-              <w:t>NumPy</w:t>
+              <w:t>libgfortran</w:t>
             </w:r>
           </w:p>
         </w:tc>
@@ -3520,7 +3520,7 @@
                 <w:rFonts w:ascii="맑은 고딕" w:hAnsi="맑은 고딕"/>
                 <w:sz w:val="20"/>
               </w:rPr>
-              <w:t>1.26.4</w:t>
+              <w:t>5.0.0</w:t>
             </w:r>
           </w:p>
         </w:tc>
@@ -3554,7 +3554,7 @@
                 <w:rFonts w:ascii="맑은 고딕" w:hAnsi="맑은 고딕"/>
                 <w:sz w:val="20"/>
               </w:rPr>
-              <w:t>BSD-3-Clause</w:t>
+              <w:t>GPL-3.0-with-GCC-exception</w:t>
             </w:r>
           </w:p>
         </w:tc>
@@ -3588,7 +3588,7 @@
                 <w:rFonts w:ascii="맑은 고딕" w:hAnsi="맑은 고딕"/>
                 <w:sz w:val="20"/>
               </w:rPr>
-              <w:t>https://github.com/numpy/numpy</w:t>
+              <w:t>https://github.com/gcc-mirror/gcc</w:t>
             </w:r>
           </w:p>
         </w:tc>
@@ -3624,7 +3624,7 @@
                 <w:rFonts w:ascii="맑은 고딕" w:hAnsi="맑은 고딕"/>
                 <w:sz w:val="20"/>
               </w:rPr>
-              <w:t>실행 의존성. 계수 행렬 연산 및 배치 선택 계산</w:t>
+              <w:t>Fortran 런타임 / NumPy 휠 번들, 동적 링크</w:t>
             </w:r>
           </w:p>
         </w:tc>
@@ -3691,7 +3691,7 @@
                 <w:rFonts w:ascii="맑은 고딕" w:hAnsi="맑은 고딕"/>
                 <w:sz w:val="20"/>
               </w:rPr>
-              <w:t>scikit-learn</w:t>
+              <w:t>NumPy</w:t>
             </w:r>
           </w:p>
         </w:tc>
@@ -3722,7 +3722,7 @@
                 <w:rFonts w:ascii="맑은 고딕" w:hAnsi="맑은 고딕"/>
                 <w:sz w:val="20"/>
               </w:rPr>
-              <w:t>1.8.0</w:t>
+              <w:t>1.26.4</w:t>
             </w:r>
           </w:p>
         </w:tc>
@@ -3784,7 +3784,7 @@
                 <w:rFonts w:ascii="맑은 고딕" w:hAnsi="맑은 고딕"/>
                 <w:sz w:val="20"/>
               </w:rPr>
-              <w:t>https://github.com/scikit-learn/scikit-learn</w:t>
+              <w:t>https://github.com/numpy/numpy</w:t>
             </w:r>
           </w:p>
         </w:tc>
@@ -3815,7 +3815,7 @@
                 <w:rFonts w:ascii="맑은 고딕" w:hAnsi="맑은 고딕"/>
                 <w:sz w:val="20"/>
               </w:rPr>
-              <w:t>학습 전용. TF-IDF 어휘·IDF 생성, ridge 회귀 학습</w:t>
+              <w:t>실행 의존성. 행렬 연산·배치 선택 / 라이브러리로 불러 씀</w:t>
             </w:r>
           </w:p>
         </w:tc>
@@ -3882,7 +3882,7 @@
                 <w:rFonts w:ascii="맑은 고딕" w:hAnsi="맑은 고딕"/>
                 <w:sz w:val="20"/>
               </w:rPr>
-              <w:t>SciPy</w:t>
+              <w:t>OpenBLAS</w:t>
             </w:r>
           </w:p>
         </w:tc>
@@ -3913,7 +3913,7 @@
                 <w:rFonts w:ascii="맑은 고딕" w:hAnsi="맑은 고딕"/>
                 <w:sz w:val="20"/>
               </w:rPr>
-              <w:t>1.17.1</w:t>
+              <w:t>0.3.23.dev</w:t>
             </w:r>
           </w:p>
         </w:tc>
@@ -3975,7 +3975,7 @@
                 <w:rFonts w:ascii="맑은 고딕" w:hAnsi="맑은 고딕"/>
                 <w:sz w:val="20"/>
               </w:rPr>
-              <w:t>https://github.com/scipy/scipy</w:t>
+              <w:t>https://github.com/OpenMathLib/OpenBLAS</w:t>
             </w:r>
           </w:p>
         </w:tc>
@@ -4006,7 +4006,7 @@
                 <w:rFonts w:ascii="맑은 고딕" w:hAnsi="맑은 고딕"/>
                 <w:sz w:val="20"/>
               </w:rPr>
-              <w:t>학습 전용. 희소 행렬 연산</w:t>
+              <w:t>행렬 연산 가속 / NumPy 휠 번들, 동적 링크</w:t>
             </w:r>
           </w:p>
         </w:tc>
@@ -4073,7 +4073,7 @@
                 <w:rFonts w:ascii="맑은 고딕" w:hAnsi="맑은 고딕"/>
                 <w:sz w:val="20"/>
               </w:rPr>
-              <w:t>PyArrow</w:t>
+              <w:t>CPython</w:t>
             </w:r>
           </w:p>
         </w:tc>
@@ -4104,7 +4104,7 @@
                 <w:rFonts w:ascii="맑은 고딕" w:hAnsi="맑은 고딕"/>
                 <w:sz w:val="20"/>
               </w:rPr>
-              <w:t>23.0.1</w:t>
+              <w:t>3.11.16</w:t>
             </w:r>
           </w:p>
         </w:tc>
@@ -4135,7 +4135,7 @@
                 <w:rFonts w:ascii="맑은 고딕" w:hAnsi="맑은 고딕"/>
                 <w:sz w:val="20"/>
               </w:rPr>
-              <w:t>Apache-2.0</w:t>
+              <w:t>PSF-2.0</w:t>
             </w:r>
           </w:p>
         </w:tc>
@@ -4166,7 +4166,7 @@
                 <w:rFonts w:ascii="맑은 고딕" w:hAnsi="맑은 고딕"/>
                 <w:sz w:val="20"/>
               </w:rPr>
-              <w:t>https://github.com/apache/arrow</w:t>
+              <w:t>https://github.com/python/cpython</w:t>
             </w:r>
           </w:p>
         </w:tc>
@@ -4197,7 +4197,7 @@
                 <w:rFonts w:ascii="맑은 고딕" w:hAnsi="맑은 고딕"/>
                 <w:sz w:val="20"/>
               </w:rPr>
-              <w:t>자료 준비 전용. 공개 Train/Dev 원본 변환</w:t>
+              <w:t>실행 런타임 / python:3.11-slim-bookworm</w:t>
             </w:r>
           </w:p>
         </w:tc>
@@ -4264,7 +4264,7 @@
                 <w:rFonts w:ascii="맑은 고딕" w:hAnsi="맑은 고딕"/>
                 <w:sz w:val="20"/>
               </w:rPr>
-              <w:t>CPython</w:t>
+              <w:t>scikit-learn</w:t>
             </w:r>
           </w:p>
         </w:tc>
@@ -4295,7 +4295,7 @@
                 <w:rFonts w:ascii="맑은 고딕" w:hAnsi="맑은 고딕"/>
                 <w:sz w:val="20"/>
               </w:rPr>
-              <w:t>3.11</w:t>
+              <w:t>1.8.0</w:t>
             </w:r>
           </w:p>
         </w:tc>
@@ -4326,7 +4326,7 @@
                 <w:rFonts w:ascii="맑은 고딕" w:hAnsi="맑은 고딕"/>
                 <w:sz w:val="20"/>
               </w:rPr>
-              <w:t>PSF-2.0</w:t>
+              <w:t>BSD-3-Clause</w:t>
             </w:r>
           </w:p>
         </w:tc>
@@ -4357,7 +4357,7 @@
                 <w:rFonts w:ascii="맑은 고딕" w:hAnsi="맑은 고딕"/>
                 <w:sz w:val="20"/>
               </w:rPr>
-              <w:t>https://github.com/python/cpython</w:t>
+              <w:t>https://github.com/scikit-learn/scikit-learn</w:t>
             </w:r>
           </w:p>
         </w:tc>
@@ -4388,7 +4388,7 @@
                 <w:rFonts w:ascii="맑은 고딕" w:hAnsi="맑은 고딕"/>
                 <w:sz w:val="20"/>
               </w:rPr>
-              <w:t>실행 런타임</w:t>
+              <w:t>학습 전용. TF-IDF 어휘 생성·ridge 학습 / 라이브러리로 불러 씀</w:t>
             </w:r>
           </w:p>
         </w:tc>
@@ -4455,7 +4455,7 @@
                 <w:rFonts w:ascii="맑은 고딕" w:hAnsi="맑은 고딕"/>
                 <w:sz w:val="20"/>
               </w:rPr>
-              <w:t>python:3.11-slim-bookworm</w:t>
+              <w:t>SciPy</w:t>
             </w:r>
           </w:p>
         </w:tc>
@@ -4486,7 +4486,7 @@
                 <w:rFonts w:ascii="맑은 고딕" w:hAnsi="맑은 고딕"/>
                 <w:sz w:val="20"/>
               </w:rPr>
-              <w:t>bookworm</w:t>
+              <w:t>1.17.1</w:t>
             </w:r>
           </w:p>
         </w:tc>
@@ -4517,7 +4517,7 @@
                 <w:rFonts w:ascii="맑은 고딕" w:hAnsi="맑은 고딕"/>
                 <w:sz w:val="20"/>
               </w:rPr>
-              <w:t>다중(GPL/LGPL/MIT/BSD 등)</w:t>
+              <w:t>BSD-3-Clause</w:t>
             </w:r>
           </w:p>
         </w:tc>
@@ -4548,7 +4548,7 @@
                 <w:rFonts w:ascii="맑은 고딕" w:hAnsi="맑은 고딕"/>
                 <w:sz w:val="20"/>
               </w:rPr>
-              <w:t>https://hub.docker.com/_/python</w:t>
+              <w:t>https://github.com/scipy/scipy</w:t>
             </w:r>
           </w:p>
         </w:tc>
@@ -4579,7 +4579,7 @@
                 <w:rFonts w:ascii="맑은 고딕" w:hAnsi="맑은 고딕"/>
                 <w:sz w:val="20"/>
               </w:rPr>
-              <w:t>컨테이너 기반 이미지. 상업적 이용·재배포 허용</w:t>
+              <w:t>학습 전용. 희소 행렬 연산 / 라이브러리로 불러 씀</w:t>
             </w:r>
           </w:p>
         </w:tc>
@@ -4646,7 +4646,7 @@
                 <w:rFonts w:ascii="맑은 고딕" w:hAnsi="맑은 고딕"/>
                 <w:sz w:val="20"/>
               </w:rPr>
-              <w:t>OpenBLAS, libgfortran 등</w:t>
+              <w:t>PyArrow</w:t>
             </w:r>
           </w:p>
         </w:tc>
@@ -4677,7 +4677,7 @@
                 <w:rFonts w:ascii="맑은 고딕" w:hAnsi="맑은 고딕"/>
                 <w:sz w:val="20"/>
               </w:rPr>
-              <w:t>NumPy 휠 번들</w:t>
+              <w:t>23.0.1</w:t>
             </w:r>
           </w:p>
         </w:tc>
@@ -4708,7 +4708,7 @@
                 <w:rFonts w:ascii="맑은 고딕" w:hAnsi="맑은 고딕"/>
                 <w:sz w:val="20"/>
               </w:rPr>
-              <w:t>BSD-3-Clause, GPL-3.0-with-GCC-exception</w:t>
+              <w:t>Apache-2.0</w:t>
             </w:r>
           </w:p>
         </w:tc>
@@ -4739,7 +4739,7 @@
                 <w:rFonts w:ascii="맑은 고딕" w:hAnsi="맑은 고딕"/>
                 <w:sz w:val="20"/>
               </w:rPr>
-              <w:t>https://github.com/numpy/numpy</w:t>
+              <w:t>https://github.com/apache/arrow</w:t>
             </w:r>
           </w:p>
         </w:tc>
@@ -4770,7 +4770,7 @@
                 <w:rFonts w:ascii="맑은 고딕" w:hAnsi="맑은 고딕"/>
                 <w:sz w:val="20"/>
               </w:rPr>
-              <w:t>NumPy manylinux 휠에 포함된 네이티브 라이브러리</w:t>
+              <w:t>자료 준비 전용. 원본 변환 / 라이브러리로 불러 씀</w:t>
             </w:r>
           </w:p>
         </w:tc>
@@ -4961,7 +4961,7 @@
                 <w:rFonts w:ascii="맑은 고딕" w:hAnsi="맑은 고딕"/>
                 <w:sz w:val="20"/>
               </w:rPr>
-              <w:t>입출력 규격 및 채점 도구</w:t>
+              <w:t>입출력 규격·채점 도구 / 라이브러리로 불러 씀</w:t>
             </w:r>
           </w:p>
         </w:tc>
@@ -5810,19 +5810,19 @@
                 <w:rFonts w:ascii="맑은 고딕" w:hAnsi="맑은 고딕"/>
                 <w:sz w:val="20"/>
               </w:rPr>
-              <w:t>파일명 artifact.npz / 용량 5.5MB / 저장소 직접 커밋</w:t>
-            </w:r>
-          </w:p>
-          <w:p>
-            <w:pPr>
-              <w:spacing w:after="0"/>
-            </w:pPr>
-            <w:r>
-              <w:rPr>
-                <w:rFonts w:ascii="맑은 고딕" w:hAnsi="맑은 고딕"/>
-                <w:sz w:val="20"/>
-              </w:rPr>
-              <w:t>내용 : ridge 회귀 계수, TF-IDF 어휘·IDF, 특징 정규화 통계, 등급별 안전계수 및 상한값</w:t>
+              <w:t>파일명 : artifact.npz / 전체 가중치 배포 (ridge 회귀 7개 헤드, 1.44M 파라미터) / 용량 5.5MB / 저장소 직접 커밋</w:t>
+            </w:r>
+          </w:p>
+          <w:p>
+            <w:pPr>
+              <w:spacing w:after="0"/>
+            </w:pPr>
+            <w:r>
+              <w:rPr>
+                <w:rFonts w:ascii="맑은 고딕" w:hAnsi="맑은 고딕"/>
+                <w:sz w:val="20"/>
+              </w:rPr>
+              <w:t>내용 : 회귀 계수 및 절편, TF-IDF 어휘·IDF(단어 60,000 · 문자 120,000), 특징 정규화 통계, 등급별 안전계수 및 상한값</w:t>
             </w:r>
           </w:p>
         </w:tc>

--- a/notes/2026 오픈소스 개발자대회 결과보고서_접수번호(트리아지).docx
+++ b/notes/2026 오픈소스 개발자대회 결과보고서_접수번호(트리아지).docx
@@ -975,7 +975,7 @@
                 <w:rFonts w:ascii="맑은 고딕" w:hAnsi="맑은 고딕"/>
                 <w:sz w:val="20"/>
               </w:rPr>
-              <w:t>[유튜브 URL — 업로드 후 기재]</w:t>
+              <w:t>https://youtu.be/ejKfuvM4vdg</w:t>
             </w:r>
           </w:p>
         </w:tc>
